--- a/LW2/report/ЛР2.docx
+++ b/LW2/report/ЛР2.docx
@@ -1150,7 +1150,7 @@
           <w:sz w:val="28"/>
           <w:szCs w:val="28"/>
         </w:rPr>
-        <w:t>документа, який створено засобами HTML, XML або XHTML.</w:t>
+        <w:t>документа, який створено засобами HTML, XML або HTML.</w:t>
       </w:r>
       <w:r>
         <w:rPr>
@@ -1552,7 +1552,7 @@
       <w:pPr>
         <w:numPr>
           <w:ilvl w:val="1"/>
-          <w:numId w:val="2"/>
+          <w:numId w:val="9"/>
         </w:numPr>
         <w:spacing w:line="360" w:lineRule="auto"/>
         <w:jc w:val="both"/>
@@ -1653,7 +1653,7 @@
       <w:pPr>
         <w:numPr>
           <w:ilvl w:val="1"/>
-          <w:numId w:val="2"/>
+          <w:numId w:val="9"/>
         </w:numPr>
         <w:spacing w:line="360" w:lineRule="auto"/>
         <w:jc w:val="both"/>
@@ -1818,14 +1818,22 @@
           <w:sz w:val="28"/>
           <w:szCs w:val="28"/>
         </w:rPr>
-        <w:t>Створення головної сторінки index.html:</w:t>
+        <w:t>Оформлення</w:t>
+      </w:r>
+      <w:r>
+        <w:rPr>
+          <w:rFonts w:ascii="Times New Roman" w:hAnsi="Times New Roman" w:cs="Times New Roman"/>
+          <w:sz w:val="28"/>
+          <w:szCs w:val="28"/>
+        </w:rPr>
+        <w:t xml:space="preserve"> головної сторінки index.html:</w:t>
       </w:r>
     </w:p>
     <w:p>
       <w:pPr>
         <w:numPr>
           <w:ilvl w:val="1"/>
-          <w:numId w:val="2"/>
+          <w:numId w:val="8"/>
         </w:numPr>
         <w:spacing w:line="360" w:lineRule="auto"/>
         <w:jc w:val="both"/>
@@ -1841,14 +1849,14 @@
           <w:sz w:val="28"/>
           <w:szCs w:val="28"/>
         </w:rPr>
-        <w:t xml:space="preserve">Створено заголовок першого рівня &lt;h1&gt; із зазначенням власного ПІБ. </w:t>
+        <w:t>Заголовок першого рівня вирівняно по центру, а розмір шрифту абзацу збільшено на 20%.</w:t>
       </w:r>
     </w:p>
     <w:p>
       <w:pPr>
         <w:numPr>
           <w:ilvl w:val="1"/>
-          <w:numId w:val="2"/>
+          <w:numId w:val="8"/>
         </w:numPr>
         <w:spacing w:line="360" w:lineRule="auto"/>
         <w:jc w:val="both"/>
@@ -1864,43 +1872,44 @@
           <w:sz w:val="28"/>
           <w:szCs w:val="28"/>
         </w:rPr>
-        <w:t xml:space="preserve">Додано короткий біографічний абзац про себе у тезі &lt;p&gt; (обсягом понад 220 символів). </w:t>
-      </w:r>
-    </w:p>
-    <w:p>
-      <w:pPr>
-        <w:numPr>
-          <w:ilvl w:val="1"/>
-          <w:numId w:val="2"/>
-        </w:numPr>
-        <w:spacing w:line="360" w:lineRule="auto"/>
-        <w:jc w:val="both"/>
-        <w:rPr>
-          <w:rFonts w:ascii="Times New Roman" w:hAnsi="Times New Roman" w:cs="Times New Roman"/>
-          <w:sz w:val="28"/>
-          <w:szCs w:val="28"/>
-        </w:rPr>
-      </w:pPr>
-      <w:r>
-        <w:rPr>
-          <w:rFonts w:ascii="Times New Roman" w:hAnsi="Times New Roman" w:cs="Times New Roman"/>
-          <w:sz w:val="28"/>
-          <w:szCs w:val="28"/>
-        </w:rPr>
-        <w:t xml:space="preserve">Реалізовано навігаційний блок із переліком внутрішніх гіперпосилань (&lt;a&gt;) на розділи: «Автобіографія», «Сьогодення», «Друзі» та «Галерея». </w:t>
-      </w:r>
-    </w:p>
-    <w:p>
-      <w:pPr>
-        <w:spacing w:line="360" w:lineRule="auto"/>
-        <w:ind w:left="1080"/>
-        <w:jc w:val="both"/>
-        <w:rPr>
-          <w:rFonts w:ascii="Times New Roman" w:hAnsi="Times New Roman" w:cs="Times New Roman"/>
-          <w:sz w:val="28"/>
-          <w:szCs w:val="28"/>
-        </w:rPr>
-      </w:pPr>
+        <w:t>Для кожного навігаційного гіперпосилання задано унікальні кольори до відвідання (:</w:t>
+      </w:r>
+      <w:proofErr w:type="spellStart"/>
+      <w:r>
+        <w:rPr>
+          <w:rFonts w:ascii="Times New Roman" w:hAnsi="Times New Roman" w:cs="Times New Roman"/>
+          <w:sz w:val="28"/>
+          <w:szCs w:val="28"/>
+        </w:rPr>
+        <w:t>link</w:t>
+      </w:r>
+      <w:proofErr w:type="spellEnd"/>
+      <w:r>
+        <w:rPr>
+          <w:rFonts w:ascii="Times New Roman" w:hAnsi="Times New Roman" w:cs="Times New Roman"/>
+          <w:sz w:val="28"/>
+          <w:szCs w:val="28"/>
+        </w:rPr>
+        <w:t>) та після відвідання (:</w:t>
+      </w:r>
+      <w:proofErr w:type="spellStart"/>
+      <w:r>
+        <w:rPr>
+          <w:rFonts w:ascii="Times New Roman" w:hAnsi="Times New Roman" w:cs="Times New Roman"/>
+          <w:sz w:val="28"/>
+          <w:szCs w:val="28"/>
+        </w:rPr>
+        <w:t>visited</w:t>
+      </w:r>
+      <w:proofErr w:type="spellEnd"/>
+      <w:r>
+        <w:rPr>
+          <w:rFonts w:ascii="Times New Roman" w:hAnsi="Times New Roman" w:cs="Times New Roman"/>
+          <w:sz w:val="28"/>
+          <w:szCs w:val="28"/>
+        </w:rPr>
+        <w:t>).</w:t>
+      </w:r>
     </w:p>
     <w:p>
       <w:pPr>
@@ -1922,14 +1931,30 @@
           <w:sz w:val="28"/>
           <w:szCs w:val="28"/>
         </w:rPr>
-        <w:t>Створення автобіографічної сторінки biography.html:</w:t>
+        <w:t>Оформлення</w:t>
+      </w:r>
+      <w:r>
+        <w:rPr>
+          <w:rFonts w:ascii="Times New Roman" w:hAnsi="Times New Roman" w:cs="Times New Roman"/>
+          <w:sz w:val="28"/>
+          <w:szCs w:val="28"/>
+        </w:rPr>
+        <w:t xml:space="preserve"> </w:t>
+      </w:r>
+      <w:r>
+        <w:rPr>
+          <w:rFonts w:ascii="Times New Roman" w:hAnsi="Times New Roman" w:cs="Times New Roman"/>
+          <w:sz w:val="28"/>
+          <w:szCs w:val="28"/>
+        </w:rPr>
+        <w:t>автобіографічної сторінки biography.html:</w:t>
       </w:r>
     </w:p>
     <w:p>
       <w:pPr>
         <w:numPr>
           <w:ilvl w:val="1"/>
-          <w:numId w:val="2"/>
+          <w:numId w:val="8"/>
         </w:numPr>
         <w:spacing w:line="360" w:lineRule="auto"/>
         <w:jc w:val="both"/>
@@ -1945,14 +1970,14 @@
           <w:sz w:val="28"/>
           <w:szCs w:val="28"/>
         </w:rPr>
-        <w:t xml:space="preserve">Організовано блок «Зміст» із внутрішніми якірними посиланнями на 5 тематичних розділів. </w:t>
+        <w:t>Заголовки сторінки та тексту вирівняно по центру, посилання повернення стилізовано курсивом.</w:t>
       </w:r>
     </w:p>
     <w:p>
       <w:pPr>
         <w:numPr>
           <w:ilvl w:val="1"/>
-          <w:numId w:val="2"/>
+          <w:numId w:val="8"/>
         </w:numPr>
         <w:spacing w:line="360" w:lineRule="auto"/>
         <w:jc w:val="both"/>
@@ -1968,7 +1993,7 @@
           <w:sz w:val="28"/>
           <w:szCs w:val="28"/>
         </w:rPr>
-        <w:t xml:space="preserve">Кожен із розділів («Базова інформація», «Дитинство», «Шкільні роки», «Поза школою», «Університет») </w:t>
+        <w:t>Навігаційний блок «Зміст» перетворено на візуальні кнопки фіксованої ширини з контуром, фоном, який змінюється на пурпуровий при наведенні (:</w:t>
       </w:r>
       <w:proofErr w:type="spellStart"/>
       <w:r>
@@ -1977,7 +2002,7 @@
           <w:sz w:val="28"/>
           <w:szCs w:val="28"/>
         </w:rPr>
-        <w:t>розмічено</w:t>
+        <w:t>hover</w:t>
       </w:r>
       <w:proofErr w:type="spellEnd"/>
       <w:r>
@@ -1986,7 +2011,7 @@
           <w:sz w:val="28"/>
           <w:szCs w:val="28"/>
         </w:rPr>
-        <w:t xml:space="preserve"> семантичним тегом &lt;</w:t>
+        <w:t>) та на жовтий із чорним текстом при натисканні (:</w:t>
       </w:r>
       <w:proofErr w:type="spellStart"/>
       <w:r>
@@ -1995,7 +2020,7 @@
           <w:sz w:val="28"/>
           <w:szCs w:val="28"/>
         </w:rPr>
-        <w:t>article</w:t>
+        <w:t>active</w:t>
       </w:r>
       <w:proofErr w:type="spellEnd"/>
       <w:r>
@@ -2004,14 +2029,14 @@
           <w:sz w:val="28"/>
           <w:szCs w:val="28"/>
         </w:rPr>
-        <w:t xml:space="preserve">&gt;, наповнено текстовим описом та забезпечено посиланням «до змісту» для швидкого повернення. </w:t>
+        <w:t>).</w:t>
       </w:r>
     </w:p>
     <w:p>
       <w:pPr>
         <w:numPr>
           <w:ilvl w:val="1"/>
-          <w:numId w:val="2"/>
+          <w:numId w:val="8"/>
         </w:numPr>
         <w:spacing w:line="360" w:lineRule="auto"/>
         <w:jc w:val="both"/>
@@ -2027,68 +2052,96 @@
           <w:sz w:val="28"/>
           <w:szCs w:val="28"/>
         </w:rPr>
+        <w:t>Загальний розмір шрифту розділів &lt;</w:t>
+      </w:r>
+      <w:proofErr w:type="spellStart"/>
+      <w:r>
+        <w:rPr>
+          <w:rFonts w:ascii="Times New Roman" w:hAnsi="Times New Roman" w:cs="Times New Roman"/>
+          <w:sz w:val="28"/>
+          <w:szCs w:val="28"/>
+        </w:rPr>
+        <w:t>article</w:t>
+      </w:r>
+      <w:proofErr w:type="spellEnd"/>
+      <w:r>
+        <w:rPr>
+          <w:rFonts w:ascii="Times New Roman" w:hAnsi="Times New Roman" w:cs="Times New Roman"/>
+          <w:sz w:val="28"/>
+          <w:szCs w:val="28"/>
+        </w:rPr>
+        <w:t xml:space="preserve">&gt; збільшено на 20%, а їхніх підзаголовків &lt;h2&gt; </w:t>
+      </w:r>
+      <w:r>
+        <w:rPr>
+          <w:rFonts w:ascii="Times New Roman" w:hAnsi="Times New Roman" w:cs="Times New Roman"/>
+          <w:sz w:val="28"/>
+          <w:szCs w:val="28"/>
+        </w:rPr>
+        <w:t>‒</w:t>
+      </w:r>
+      <w:r>
+        <w:rPr>
+          <w:rFonts w:ascii="Times New Roman" w:hAnsi="Times New Roman" w:cs="Times New Roman"/>
+          <w:sz w:val="28"/>
+          <w:szCs w:val="28"/>
+        </w:rPr>
+        <w:t xml:space="preserve"> ще додатково на 20%</w:t>
+      </w:r>
+      <w:r>
+        <w:rPr>
+          <w:rFonts w:ascii="Times New Roman" w:hAnsi="Times New Roman" w:cs="Times New Roman"/>
+          <w:sz w:val="28"/>
+          <w:szCs w:val="28"/>
+        </w:rPr>
+        <w:t>.</w:t>
+      </w:r>
+    </w:p>
+    <w:p>
+      <w:pPr>
+        <w:numPr>
+          <w:ilvl w:val="1"/>
+          <w:numId w:val="8"/>
+        </w:numPr>
+        <w:spacing w:line="360" w:lineRule="auto"/>
+        <w:jc w:val="both"/>
+        <w:rPr>
+          <w:rFonts w:ascii="Times New Roman" w:hAnsi="Times New Roman" w:cs="Times New Roman"/>
+          <w:sz w:val="28"/>
+          <w:szCs w:val="28"/>
+        </w:rPr>
+      </w:pPr>
+      <w:r>
+        <w:rPr>
+          <w:rFonts w:ascii="Times New Roman" w:hAnsi="Times New Roman" w:cs="Times New Roman"/>
+          <w:sz w:val="28"/>
+          <w:szCs w:val="28"/>
+        </w:rPr>
+        <w:t>Для текстових абзаців кожного розділу визначено унікальні кольори фону.</w:t>
+      </w:r>
+    </w:p>
+    <w:p>
+      <w:pPr>
+        <w:numPr>
+          <w:ilvl w:val="1"/>
+          <w:numId w:val="8"/>
+        </w:numPr>
+        <w:spacing w:line="360" w:lineRule="auto"/>
+        <w:jc w:val="both"/>
+        <w:rPr>
+          <w:rFonts w:ascii="Times New Roman" w:hAnsi="Times New Roman" w:cs="Times New Roman"/>
+          <w:sz w:val="28"/>
+          <w:szCs w:val="28"/>
+        </w:rPr>
+      </w:pPr>
+      <w:r>
+        <w:rPr>
+          <w:rFonts w:ascii="Times New Roman" w:hAnsi="Times New Roman" w:cs="Times New Roman"/>
+          <w:sz w:val="28"/>
+          <w:szCs w:val="28"/>
+        </w:rPr>
         <w:lastRenderedPageBreak/>
-        <w:t>Кожен розділ розділений</w:t>
-      </w:r>
-      <w:r>
-        <w:rPr>
-          <w:rFonts w:ascii="Times New Roman" w:hAnsi="Times New Roman" w:cs="Times New Roman"/>
-          <w:sz w:val="28"/>
-          <w:szCs w:val="28"/>
-        </w:rPr>
-        <w:t xml:space="preserve"> тегом &lt;</w:t>
-      </w:r>
-      <w:proofErr w:type="spellStart"/>
-      <w:r>
-        <w:rPr>
-          <w:rFonts w:ascii="Times New Roman" w:hAnsi="Times New Roman" w:cs="Times New Roman"/>
-          <w:sz w:val="28"/>
-          <w:szCs w:val="28"/>
-        </w:rPr>
-        <w:t>hr</w:t>
-      </w:r>
-      <w:proofErr w:type="spellEnd"/>
-      <w:r>
-        <w:rPr>
-          <w:rFonts w:ascii="Times New Roman" w:hAnsi="Times New Roman" w:cs="Times New Roman"/>
-          <w:sz w:val="28"/>
-          <w:szCs w:val="28"/>
-        </w:rPr>
-        <w:t xml:space="preserve">&gt; та додано </w:t>
-      </w:r>
-      <w:r>
-        <w:rPr>
-          <w:rFonts w:ascii="Times New Roman" w:hAnsi="Times New Roman" w:cs="Times New Roman"/>
-          <w:sz w:val="28"/>
-          <w:szCs w:val="28"/>
-        </w:rPr>
-        <w:t xml:space="preserve">внизу сторінки </w:t>
-      </w:r>
-      <w:r>
-        <w:rPr>
-          <w:rFonts w:ascii="Times New Roman" w:hAnsi="Times New Roman" w:cs="Times New Roman"/>
-          <w:sz w:val="28"/>
-          <w:szCs w:val="28"/>
-        </w:rPr>
-        <w:t xml:space="preserve">навігаційне посилання «Уверх», що веде до головного заголовка сторінки через ідентифікатор </w:t>
-      </w:r>
-      <w:proofErr w:type="spellStart"/>
-      <w:r>
-        <w:rPr>
-          <w:rFonts w:ascii="Times New Roman" w:hAnsi="Times New Roman" w:cs="Times New Roman"/>
-          <w:sz w:val="28"/>
-          <w:szCs w:val="28"/>
-        </w:rPr>
-        <w:t>id</w:t>
-      </w:r>
-      <w:proofErr w:type="spellEnd"/>
-      <w:r>
-        <w:rPr>
-          <w:rFonts w:ascii="Times New Roman" w:hAnsi="Times New Roman" w:cs="Times New Roman"/>
-          <w:sz w:val="28"/>
-          <w:szCs w:val="28"/>
-        </w:rPr>
-        <w:t xml:space="preserve">. </w:t>
+        <w:t>Текст посилань «до змісту» виділено напівжирним, а посилання «Уверх» переведено у верхній регістр.</w:t>
       </w:r>
     </w:p>
     <w:p>
@@ -2111,7 +2164,15 @@
           <w:sz w:val="28"/>
           <w:szCs w:val="28"/>
         </w:rPr>
-        <w:t xml:space="preserve">Створення </w:t>
+        <w:t>Оформлення</w:t>
+      </w:r>
+      <w:r>
+        <w:rPr>
+          <w:rFonts w:ascii="Times New Roman" w:hAnsi="Times New Roman" w:cs="Times New Roman"/>
+          <w:sz w:val="28"/>
+          <w:szCs w:val="28"/>
+        </w:rPr>
+        <w:t xml:space="preserve"> </w:t>
       </w:r>
       <w:r>
         <w:rPr>
@@ -2150,7 +2211,7 @@
       <w:pPr>
         <w:numPr>
           <w:ilvl w:val="1"/>
-          <w:numId w:val="2"/>
+          <w:numId w:val="8"/>
         </w:numPr>
         <w:spacing w:line="360" w:lineRule="auto"/>
         <w:jc w:val="both"/>
@@ -2166,32 +2227,38 @@
           <w:sz w:val="28"/>
           <w:szCs w:val="28"/>
         </w:rPr>
-        <w:t>Створено ненумерований список (&lt;</w:t>
-      </w:r>
-      <w:proofErr w:type="spellStart"/>
-      <w:r>
-        <w:rPr>
-          <w:rFonts w:ascii="Times New Roman" w:hAnsi="Times New Roman" w:cs="Times New Roman"/>
-          <w:sz w:val="28"/>
-          <w:szCs w:val="28"/>
-        </w:rPr>
-        <w:t>ul</w:t>
-      </w:r>
-      <w:proofErr w:type="spellEnd"/>
-      <w:r>
-        <w:rPr>
-          <w:rFonts w:ascii="Times New Roman" w:hAnsi="Times New Roman" w:cs="Times New Roman"/>
-          <w:sz w:val="28"/>
-          <w:szCs w:val="28"/>
-        </w:rPr>
-        <w:t xml:space="preserve">&gt;) типового списку покупок, згрупований за 4 категоріями товарів (12 найменувань загалом). </w:t>
+        <w:t xml:space="preserve">У ненумерованому списку </w:t>
+      </w:r>
+      <w:r>
+        <w:rPr>
+          <w:rFonts w:ascii="Times New Roman" w:hAnsi="Times New Roman" w:cs="Times New Roman"/>
+          <w:sz w:val="28"/>
+          <w:szCs w:val="28"/>
+        </w:rPr>
+        <w:t>зроблено</w:t>
+      </w:r>
+      <w:r>
+        <w:rPr>
+          <w:rFonts w:ascii="Times New Roman" w:hAnsi="Times New Roman" w:cs="Times New Roman"/>
+          <w:sz w:val="28"/>
+          <w:szCs w:val="28"/>
+        </w:rPr>
+        <w:t xml:space="preserve"> чергування кольору фону (сірий для непарних, білий для парних</w:t>
+      </w:r>
+      <w:r>
+        <w:rPr>
+          <w:rFonts w:ascii="Times New Roman" w:hAnsi="Times New Roman" w:cs="Times New Roman"/>
+          <w:sz w:val="28"/>
+          <w:szCs w:val="28"/>
+        </w:rPr>
+        <w:t>).</w:t>
       </w:r>
     </w:p>
     <w:p>
       <w:pPr>
         <w:numPr>
           <w:ilvl w:val="1"/>
-          <w:numId w:val="2"/>
+          <w:numId w:val="8"/>
         </w:numPr>
         <w:spacing w:line="360" w:lineRule="auto"/>
         <w:jc w:val="both"/>
@@ -2207,7 +2274,7 @@
           <w:sz w:val="28"/>
           <w:szCs w:val="28"/>
         </w:rPr>
-        <w:t>Розроблено багаторівневий нумерований список (&lt;</w:t>
+        <w:t>Для 3-го та 5-го елементів нумерованого списку налаштовано зміну курсору на вказівник (</w:t>
       </w:r>
       <w:proofErr w:type="spellStart"/>
       <w:r>
@@ -2216,7 +2283,7 @@
           <w:sz w:val="28"/>
           <w:szCs w:val="28"/>
         </w:rPr>
-        <w:t>ol</w:t>
+        <w:t>pointer</w:t>
       </w:r>
       <w:proofErr w:type="spellEnd"/>
       <w:r>
@@ -2225,7 +2292,7 @@
           <w:sz w:val="28"/>
           <w:szCs w:val="28"/>
         </w:rPr>
-        <w:t xml:space="preserve">&gt;) рецепта приготування налисників із сиром, що містить окремі вкладені нумеровані списки для деталізації процесів приготування тіста та сирної начинки. </w:t>
+        <w:t>) при наведенні, а 4-му елементу задано окремий помаранчевий колір фону.</w:t>
       </w:r>
     </w:p>
     <w:p>
@@ -2248,7 +2315,15 @@
           <w:sz w:val="28"/>
           <w:szCs w:val="28"/>
         </w:rPr>
-        <w:t xml:space="preserve">Побудова </w:t>
+        <w:t>Оформлення</w:t>
+      </w:r>
+      <w:r>
+        <w:rPr>
+          <w:rFonts w:ascii="Times New Roman" w:hAnsi="Times New Roman" w:cs="Times New Roman"/>
+          <w:sz w:val="28"/>
+          <w:szCs w:val="28"/>
+        </w:rPr>
+        <w:t xml:space="preserve"> </w:t>
       </w:r>
       <w:r>
         <w:rPr>
@@ -2287,7 +2362,7 @@
       <w:pPr>
         <w:numPr>
           <w:ilvl w:val="1"/>
-          <w:numId w:val="2"/>
+          <w:numId w:val="8"/>
         </w:numPr>
         <w:spacing w:line="360" w:lineRule="auto"/>
         <w:jc w:val="both"/>
@@ -2303,84 +2378,38 @@
           <w:sz w:val="28"/>
           <w:szCs w:val="28"/>
         </w:rPr>
-        <w:t>Розроблено таблицю тегом &lt;</w:t>
-      </w:r>
-      <w:proofErr w:type="spellStart"/>
-      <w:r>
-        <w:rPr>
-          <w:rFonts w:ascii="Times New Roman" w:hAnsi="Times New Roman" w:cs="Times New Roman"/>
-          <w:sz w:val="28"/>
-          <w:szCs w:val="28"/>
-        </w:rPr>
-        <w:t>table</w:t>
-      </w:r>
-      <w:proofErr w:type="spellEnd"/>
-      <w:r>
-        <w:rPr>
-          <w:rFonts w:ascii="Times New Roman" w:hAnsi="Times New Roman" w:cs="Times New Roman"/>
-          <w:sz w:val="28"/>
-          <w:szCs w:val="28"/>
-        </w:rPr>
-        <w:t xml:space="preserve">&gt; із заголовком </w:t>
-      </w:r>
-      <w:r>
-        <w:rPr>
-          <w:rFonts w:ascii="Times New Roman" w:hAnsi="Times New Roman" w:cs="Times New Roman"/>
-          <w:sz w:val="28"/>
-          <w:szCs w:val="28"/>
-          <w:lang w:val="en-US"/>
-        </w:rPr>
-        <w:t>(</w:t>
-      </w:r>
-      <w:r>
-        <w:rPr>
-          <w:rFonts w:ascii="Times New Roman" w:hAnsi="Times New Roman" w:cs="Times New Roman"/>
-          <w:sz w:val="28"/>
-          <w:szCs w:val="28"/>
-        </w:rPr>
-        <w:t>&lt;</w:t>
-      </w:r>
-      <w:proofErr w:type="spellStart"/>
-      <w:r>
-        <w:rPr>
-          <w:rFonts w:ascii="Times New Roman" w:hAnsi="Times New Roman" w:cs="Times New Roman"/>
-          <w:sz w:val="28"/>
-          <w:szCs w:val="28"/>
-        </w:rPr>
-        <w:t>caption</w:t>
-      </w:r>
-      <w:proofErr w:type="spellEnd"/>
-      <w:r>
-        <w:rPr>
-          <w:rFonts w:ascii="Times New Roman" w:hAnsi="Times New Roman" w:cs="Times New Roman"/>
-          <w:sz w:val="28"/>
-          <w:szCs w:val="28"/>
-        </w:rPr>
-        <w:t>&gt;</w:t>
-      </w:r>
-      <w:r>
-        <w:rPr>
-          <w:rFonts w:ascii="Times New Roman" w:hAnsi="Times New Roman" w:cs="Times New Roman"/>
-          <w:sz w:val="28"/>
-          <w:szCs w:val="28"/>
-          <w:lang w:val="en-US"/>
-        </w:rPr>
-        <w:t>)</w:t>
-      </w:r>
-      <w:r>
-        <w:rPr>
-          <w:rFonts w:ascii="Times New Roman" w:hAnsi="Times New Roman" w:cs="Times New Roman"/>
-          <w:sz w:val="28"/>
-          <w:szCs w:val="28"/>
-        </w:rPr>
-        <w:t xml:space="preserve">. </w:t>
+        <w:t>У т</w:t>
+      </w:r>
+      <w:r>
+        <w:rPr>
+          <w:rFonts w:ascii="Times New Roman" w:hAnsi="Times New Roman" w:cs="Times New Roman"/>
+          <w:sz w:val="28"/>
+          <w:szCs w:val="28"/>
+        </w:rPr>
+        <w:t>аблиці налаштовано границі, відступи тексту від</w:t>
+      </w:r>
+      <w:r>
+        <w:rPr>
+          <w:rFonts w:ascii="Times New Roman" w:hAnsi="Times New Roman" w:cs="Times New Roman"/>
+          <w:sz w:val="28"/>
+          <w:szCs w:val="28"/>
+        </w:rPr>
+        <w:t xml:space="preserve"> </w:t>
+      </w:r>
+      <w:r>
+        <w:rPr>
+          <w:rFonts w:ascii="Times New Roman" w:hAnsi="Times New Roman" w:cs="Times New Roman"/>
+          <w:sz w:val="28"/>
+          <w:szCs w:val="28"/>
+        </w:rPr>
+        <w:t>границь і вирівнювання.</w:t>
       </w:r>
     </w:p>
     <w:p>
       <w:pPr>
         <w:numPr>
           <w:ilvl w:val="1"/>
-          <w:numId w:val="2"/>
+          <w:numId w:val="8"/>
         </w:numPr>
         <w:spacing w:line="360" w:lineRule="auto"/>
         <w:jc w:val="both"/>
@@ -2396,75 +2425,14 @@
           <w:sz w:val="28"/>
           <w:szCs w:val="28"/>
         </w:rPr>
-        <w:t xml:space="preserve">Сформовано рядок заголовків стовпців </w:t>
-      </w:r>
-      <w:r>
-        <w:rPr>
-          <w:rFonts w:ascii="Times New Roman" w:hAnsi="Times New Roman" w:cs="Times New Roman"/>
-          <w:sz w:val="28"/>
-          <w:szCs w:val="28"/>
-        </w:rPr>
-        <w:t>(&lt;</w:t>
-      </w:r>
-      <w:proofErr w:type="spellStart"/>
-      <w:r>
-        <w:rPr>
-          <w:rFonts w:ascii="Times New Roman" w:hAnsi="Times New Roman" w:cs="Times New Roman"/>
-          <w:sz w:val="28"/>
-          <w:szCs w:val="28"/>
-        </w:rPr>
-        <w:t>tr</w:t>
-      </w:r>
-      <w:proofErr w:type="spellEnd"/>
-      <w:r>
-        <w:rPr>
-          <w:rFonts w:ascii="Times New Roman" w:hAnsi="Times New Roman" w:cs="Times New Roman"/>
-          <w:sz w:val="28"/>
-          <w:szCs w:val="28"/>
-        </w:rPr>
-        <w:t>&gt;,</w:t>
-      </w:r>
-      <w:r>
-        <w:rPr>
-          <w:rFonts w:ascii="Times New Roman" w:hAnsi="Times New Roman" w:cs="Times New Roman"/>
-          <w:sz w:val="28"/>
-          <w:szCs w:val="28"/>
-          <w:lang w:val="en-US"/>
-        </w:rPr>
-        <w:t xml:space="preserve"> </w:t>
-      </w:r>
-      <w:r>
-        <w:rPr>
-          <w:rFonts w:ascii="Times New Roman" w:hAnsi="Times New Roman" w:cs="Times New Roman"/>
-          <w:sz w:val="28"/>
-          <w:szCs w:val="28"/>
-        </w:rPr>
-        <w:t>&lt;</w:t>
-      </w:r>
-      <w:proofErr w:type="spellStart"/>
-      <w:r>
-        <w:rPr>
-          <w:rFonts w:ascii="Times New Roman" w:hAnsi="Times New Roman" w:cs="Times New Roman"/>
-          <w:sz w:val="28"/>
-          <w:szCs w:val="28"/>
-        </w:rPr>
-        <w:t>th</w:t>
-      </w:r>
-      <w:proofErr w:type="spellEnd"/>
-      <w:r>
-        <w:rPr>
-          <w:rFonts w:ascii="Times New Roman" w:hAnsi="Times New Roman" w:cs="Times New Roman"/>
-          <w:sz w:val="28"/>
-          <w:szCs w:val="28"/>
-        </w:rPr>
-        <w:t xml:space="preserve">&gt;): «Прізвище», «Ім'я», «Дата народження», «Адреса проживання», «Контактний телефон». </w:t>
+        <w:t>Заголовковий рядок таблиці стилізовано зеленим фоном із білим напівжирним текстом по центру.</w:t>
       </w:r>
     </w:p>
     <w:p>
       <w:pPr>
         <w:numPr>
           <w:ilvl w:val="1"/>
-          <w:numId w:val="2"/>
+          <w:numId w:val="8"/>
         </w:numPr>
         <w:spacing w:line="360" w:lineRule="auto"/>
         <w:jc w:val="both"/>
@@ -2480,47 +2448,31 @@
           <w:sz w:val="28"/>
           <w:szCs w:val="28"/>
         </w:rPr>
-        <w:t>Таблицю заповнено 4 рядками структурованих даних (&lt;</w:t>
-      </w:r>
-      <w:proofErr w:type="spellStart"/>
-      <w:r>
-        <w:rPr>
-          <w:rFonts w:ascii="Times New Roman" w:hAnsi="Times New Roman" w:cs="Times New Roman"/>
-          <w:sz w:val="28"/>
-          <w:szCs w:val="28"/>
-        </w:rPr>
-        <w:t>tr</w:t>
-      </w:r>
-      <w:proofErr w:type="spellEnd"/>
-      <w:r>
-        <w:rPr>
-          <w:rFonts w:ascii="Times New Roman" w:hAnsi="Times New Roman" w:cs="Times New Roman"/>
-          <w:sz w:val="28"/>
-          <w:szCs w:val="28"/>
-        </w:rPr>
-        <w:t>&gt;, &lt;</w:t>
-      </w:r>
-      <w:proofErr w:type="spellStart"/>
-      <w:r>
-        <w:rPr>
-          <w:rFonts w:ascii="Times New Roman" w:hAnsi="Times New Roman" w:cs="Times New Roman"/>
-          <w:sz w:val="28"/>
-          <w:szCs w:val="28"/>
-        </w:rPr>
-        <w:t>td</w:t>
-      </w:r>
-      <w:proofErr w:type="spellEnd"/>
-      <w:r>
-        <w:rPr>
-          <w:rFonts w:ascii="Times New Roman" w:hAnsi="Times New Roman" w:cs="Times New Roman"/>
-          <w:sz w:val="28"/>
-          <w:szCs w:val="28"/>
-        </w:rPr>
-        <w:t xml:space="preserve">&gt;). </w:t>
-      </w:r>
-    </w:p>
-    <w:p>
-      <w:pPr>
+        <w:t xml:space="preserve">Рядки з даними </w:t>
+      </w:r>
+      <w:r>
+        <w:rPr>
+          <w:rFonts w:ascii="Times New Roman" w:hAnsi="Times New Roman" w:cs="Times New Roman"/>
+          <w:sz w:val="28"/>
+          <w:szCs w:val="28"/>
+        </w:rPr>
+        <w:t>від</w:t>
+      </w:r>
+      <w:r>
+        <w:rPr>
+          <w:rFonts w:ascii="Times New Roman" w:hAnsi="Times New Roman" w:cs="Times New Roman"/>
+          <w:sz w:val="28"/>
+          <w:szCs w:val="28"/>
+        </w:rPr>
+        <w:t>форматовано чергуванням кольорів (сірий/білий).</w:t>
+      </w:r>
+    </w:p>
+    <w:p>
+      <w:pPr>
+        <w:numPr>
+          <w:ilvl w:val="1"/>
+          <w:numId w:val="8"/>
+        </w:numPr>
         <w:spacing w:line="360" w:lineRule="auto"/>
         <w:jc w:val="both"/>
         <w:rPr>
@@ -2529,6 +2481,30 @@
           <w:szCs w:val="28"/>
         </w:rPr>
       </w:pPr>
+      <w:r>
+        <w:rPr>
+          <w:rFonts w:ascii="Times New Roman" w:hAnsi="Times New Roman" w:cs="Times New Roman"/>
+          <w:sz w:val="28"/>
+          <w:szCs w:val="28"/>
+        </w:rPr>
+        <w:t xml:space="preserve">Елементи останнього стовпця </w:t>
+      </w:r>
+      <w:r>
+        <w:rPr>
+          <w:rFonts w:ascii="Times New Roman" w:hAnsi="Times New Roman" w:cs="Times New Roman"/>
+          <w:sz w:val="28"/>
+          <w:szCs w:val="28"/>
+        </w:rPr>
+        <w:t>вирівняно</w:t>
+      </w:r>
+      <w:r>
+        <w:rPr>
+          <w:rFonts w:ascii="Times New Roman" w:hAnsi="Times New Roman" w:cs="Times New Roman"/>
+          <w:sz w:val="28"/>
+          <w:szCs w:val="28"/>
+        </w:rPr>
+        <w:t xml:space="preserve"> по правому краю.</w:t>
+      </w:r>
     </w:p>
     <w:p>
       <w:pPr>
@@ -2550,7 +2526,15 @@
           <w:sz w:val="28"/>
           <w:szCs w:val="28"/>
         </w:rPr>
-        <w:t xml:space="preserve">Організація </w:t>
+        <w:t>Оформлення</w:t>
+      </w:r>
+      <w:r>
+        <w:rPr>
+          <w:rFonts w:ascii="Times New Roman" w:hAnsi="Times New Roman" w:cs="Times New Roman"/>
+          <w:sz w:val="28"/>
+          <w:szCs w:val="28"/>
+        </w:rPr>
+        <w:t xml:space="preserve"> </w:t>
       </w:r>
       <w:r>
         <w:rPr>
@@ -2573,7 +2557,7 @@
       <w:pPr>
         <w:numPr>
           <w:ilvl w:val="1"/>
-          <w:numId w:val="2"/>
+          <w:numId w:val="8"/>
         </w:numPr>
         <w:spacing w:line="360" w:lineRule="auto"/>
         <w:jc w:val="both"/>
@@ -2589,32 +2573,22 @@
           <w:sz w:val="28"/>
           <w:szCs w:val="28"/>
         </w:rPr>
-        <w:t>Реалізовано підключення графічних елементів тегом &lt;</w:t>
-      </w:r>
-      <w:proofErr w:type="spellStart"/>
-      <w:r>
-        <w:rPr>
-          <w:rFonts w:ascii="Times New Roman" w:hAnsi="Times New Roman" w:cs="Times New Roman"/>
-          <w:sz w:val="28"/>
-          <w:szCs w:val="28"/>
-        </w:rPr>
-        <w:t>img</w:t>
-      </w:r>
-      <w:proofErr w:type="spellEnd"/>
-      <w:r>
-        <w:rPr>
-          <w:rFonts w:ascii="Times New Roman" w:hAnsi="Times New Roman" w:cs="Times New Roman"/>
-          <w:sz w:val="28"/>
-          <w:szCs w:val="28"/>
-        </w:rPr>
-        <w:t xml:space="preserve">&gt; різними способами згідно із завданням: </w:t>
+        <w:t>Заголовки та зображення вирівняно по центру</w:t>
+      </w:r>
+      <w:r>
+        <w:rPr>
+          <w:rFonts w:ascii="Times New Roman" w:hAnsi="Times New Roman" w:cs="Times New Roman"/>
+          <w:sz w:val="28"/>
+          <w:szCs w:val="28"/>
+        </w:rPr>
+        <w:t>.</w:t>
       </w:r>
     </w:p>
     <w:p>
       <w:pPr>
         <w:numPr>
-          <w:ilvl w:val="2"/>
-          <w:numId w:val="2"/>
+          <w:ilvl w:val="1"/>
+          <w:numId w:val="8"/>
         </w:numPr>
         <w:spacing w:line="360" w:lineRule="auto"/>
         <w:jc w:val="both"/>
@@ -2630,38 +2604,39 @@
           <w:sz w:val="28"/>
           <w:szCs w:val="28"/>
         </w:rPr>
-        <w:t xml:space="preserve">локальне зображення розміром 640×480px із кореневої папки; </w:t>
-      </w:r>
-    </w:p>
-    <w:p>
-      <w:pPr>
-        <w:numPr>
-          <w:ilvl w:val="2"/>
-          <w:numId w:val="2"/>
-        </w:numPr>
-        <w:spacing w:line="360" w:lineRule="auto"/>
-        <w:jc w:val="both"/>
-        <w:rPr>
-          <w:rFonts w:ascii="Times New Roman" w:hAnsi="Times New Roman" w:cs="Times New Roman"/>
-          <w:sz w:val="28"/>
-          <w:szCs w:val="28"/>
-        </w:rPr>
-      </w:pPr>
-      <w:r>
-        <w:rPr>
-          <w:rFonts w:ascii="Times New Roman" w:hAnsi="Times New Roman" w:cs="Times New Roman"/>
-          <w:sz w:val="28"/>
-          <w:szCs w:val="28"/>
-        </w:rPr>
-        <w:t xml:space="preserve">локальне зображення розміром 640×480px із </w:t>
-      </w:r>
-      <w:r>
-        <w:rPr>
-          <w:rFonts w:ascii="Times New Roman" w:hAnsi="Times New Roman" w:cs="Times New Roman"/>
-          <w:sz w:val="28"/>
-          <w:szCs w:val="28"/>
-        </w:rPr>
-        <w:t>папки всередині кореневої</w:t>
+        <w:t>Задано відносні розміри для підзаголовків &lt;h3&gt;</w:t>
+      </w:r>
+      <w:r>
+        <w:rPr>
+          <w:rFonts w:ascii="Times New Roman" w:hAnsi="Times New Roman" w:cs="Times New Roman"/>
+          <w:sz w:val="28"/>
+          <w:szCs w:val="28"/>
+        </w:rPr>
+        <w:t xml:space="preserve">: </w:t>
+      </w:r>
+      <w:r>
+        <w:rPr>
+          <w:rFonts w:ascii="Times New Roman" w:hAnsi="Times New Roman" w:cs="Times New Roman"/>
+          <w:sz w:val="28"/>
+          <w:szCs w:val="28"/>
+        </w:rPr>
+        <w:t xml:space="preserve"> заголовок «Зображення у цій папці» на 30% менши</w:t>
+      </w:r>
+      <w:r>
+        <w:rPr>
+          <w:rFonts w:ascii="Times New Roman" w:hAnsi="Times New Roman" w:cs="Times New Roman"/>
+          <w:sz w:val="28"/>
+          <w:szCs w:val="28"/>
+        </w:rPr>
+        <w:t>й, ніж</w:t>
+      </w:r>
+      <w:r>
+        <w:rPr>
+          <w:rFonts w:ascii="Times New Roman" w:hAnsi="Times New Roman" w:cs="Times New Roman"/>
+          <w:sz w:val="28"/>
+          <w:szCs w:val="28"/>
+        </w:rPr>
+        <w:t xml:space="preserve"> «Мої</w:t>
       </w:r>
       <w:r>
         <w:rPr>
@@ -2671,6 +2646,38 @@
         </w:rPr>
         <w:t xml:space="preserve"> </w:t>
       </w:r>
+      <w:r>
+        <w:rPr>
+          <w:rFonts w:ascii="Times New Roman" w:hAnsi="Times New Roman" w:cs="Times New Roman"/>
+          <w:sz w:val="28"/>
+          <w:szCs w:val="28"/>
+        </w:rPr>
+        <w:t>зображення»</w:t>
+      </w:r>
+      <w:r>
+        <w:rPr>
+          <w:rFonts w:ascii="Times New Roman" w:hAnsi="Times New Roman" w:cs="Times New Roman"/>
+          <w:sz w:val="28"/>
+          <w:szCs w:val="28"/>
+        </w:rPr>
+        <w:t xml:space="preserve">, </w:t>
+      </w:r>
+      <w:r>
+        <w:rPr>
+          <w:rFonts w:ascii="Times New Roman" w:hAnsi="Times New Roman" w:cs="Times New Roman"/>
+          <w:sz w:val="28"/>
+          <w:szCs w:val="28"/>
+        </w:rPr>
+        <w:t>«Зображення у папці</w:t>
+      </w:r>
+      <w:r>
+        <w:rPr>
+          <w:rFonts w:ascii="Times New Roman" w:hAnsi="Times New Roman" w:cs="Times New Roman"/>
+          <w:sz w:val="28"/>
+          <w:szCs w:val="28"/>
+        </w:rPr>
+        <w:t xml:space="preserve"> </w:t>
+      </w:r>
       <w:proofErr w:type="spellStart"/>
       <w:r>
         <w:rPr>
@@ -2687,42 +2694,128 @@
           <w:sz w:val="28"/>
           <w:szCs w:val="28"/>
         </w:rPr>
-        <w:t xml:space="preserve">; </w:t>
-      </w:r>
-    </w:p>
-    <w:p>
-      <w:pPr>
-        <w:numPr>
-          <w:ilvl w:val="2"/>
-          <w:numId w:val="2"/>
-        </w:numPr>
-        <w:spacing w:line="360" w:lineRule="auto"/>
-        <w:jc w:val="both"/>
-        <w:rPr>
-          <w:rFonts w:ascii="Times New Roman" w:hAnsi="Times New Roman" w:cs="Times New Roman"/>
-          <w:sz w:val="28"/>
-          <w:szCs w:val="28"/>
-        </w:rPr>
-      </w:pPr>
-      <w:r>
-        <w:rPr>
-          <w:rFonts w:ascii="Times New Roman" w:hAnsi="Times New Roman" w:cs="Times New Roman"/>
-          <w:sz w:val="28"/>
-          <w:szCs w:val="28"/>
-        </w:rPr>
-        <w:t xml:space="preserve">онлайн-зображення розміром 1280×1024px із зовнішнього сервісу за URL-посиланням. </w:t>
-      </w:r>
-    </w:p>
-    <w:p>
-      <w:pPr>
-        <w:spacing w:line="360" w:lineRule="auto"/>
-        <w:jc w:val="both"/>
-        <w:rPr>
-          <w:rFonts w:ascii="Times New Roman" w:hAnsi="Times New Roman" w:cs="Times New Roman"/>
-          <w:sz w:val="28"/>
-          <w:szCs w:val="28"/>
-        </w:rPr>
-      </w:pPr>
+        <w:t>» на 30% більши</w:t>
+      </w:r>
+      <w:r>
+        <w:rPr>
+          <w:rFonts w:ascii="Times New Roman" w:hAnsi="Times New Roman" w:cs="Times New Roman"/>
+          <w:sz w:val="28"/>
+          <w:szCs w:val="28"/>
+        </w:rPr>
+        <w:t>й</w:t>
+      </w:r>
+      <w:r>
+        <w:rPr>
+          <w:rFonts w:ascii="Times New Roman" w:hAnsi="Times New Roman" w:cs="Times New Roman"/>
+          <w:sz w:val="28"/>
+          <w:szCs w:val="28"/>
+        </w:rPr>
+        <w:t xml:space="preserve">, </w:t>
+      </w:r>
+      <w:r>
+        <w:rPr>
+          <w:rFonts w:ascii="Times New Roman" w:hAnsi="Times New Roman" w:cs="Times New Roman"/>
+          <w:sz w:val="28"/>
+          <w:szCs w:val="28"/>
+        </w:rPr>
+        <w:t>ніж</w:t>
+      </w:r>
+      <w:r>
+        <w:rPr>
+          <w:rFonts w:ascii="Times New Roman" w:hAnsi="Times New Roman" w:cs="Times New Roman"/>
+          <w:sz w:val="28"/>
+          <w:szCs w:val="28"/>
+        </w:rPr>
+        <w:t xml:space="preserve"> «Мої</w:t>
+      </w:r>
+      <w:r>
+        <w:rPr>
+          <w:rFonts w:ascii="Times New Roman" w:hAnsi="Times New Roman" w:cs="Times New Roman"/>
+          <w:sz w:val="28"/>
+          <w:szCs w:val="28"/>
+        </w:rPr>
+        <w:t xml:space="preserve"> </w:t>
+      </w:r>
+      <w:r>
+        <w:rPr>
+          <w:rFonts w:ascii="Times New Roman" w:hAnsi="Times New Roman" w:cs="Times New Roman"/>
+          <w:sz w:val="28"/>
+          <w:szCs w:val="28"/>
+        </w:rPr>
+        <w:t>зображення»</w:t>
+      </w:r>
+      <w:r>
+        <w:rPr>
+          <w:rFonts w:ascii="Times New Roman" w:hAnsi="Times New Roman" w:cs="Times New Roman"/>
+          <w:sz w:val="28"/>
+          <w:szCs w:val="28"/>
+        </w:rPr>
+        <w:t>,</w:t>
+      </w:r>
+      <w:r>
+        <w:rPr>
+          <w:rFonts w:ascii="Times New Roman" w:hAnsi="Times New Roman" w:cs="Times New Roman"/>
+          <w:sz w:val="28"/>
+          <w:szCs w:val="28"/>
+        </w:rPr>
+        <w:t xml:space="preserve"> «Зображення онлайн» </w:t>
+      </w:r>
+      <w:r>
+        <w:rPr>
+          <w:rFonts w:ascii="Times New Roman" w:hAnsi="Times New Roman" w:cs="Times New Roman"/>
+          <w:sz w:val="28"/>
+          <w:szCs w:val="28"/>
+        </w:rPr>
+        <w:t>на 30% більши</w:t>
+      </w:r>
+      <w:r>
+        <w:rPr>
+          <w:rFonts w:ascii="Times New Roman" w:hAnsi="Times New Roman" w:cs="Times New Roman"/>
+          <w:sz w:val="28"/>
+          <w:szCs w:val="28"/>
+        </w:rPr>
+        <w:t>й</w:t>
+      </w:r>
+      <w:r>
+        <w:rPr>
+          <w:rFonts w:ascii="Times New Roman" w:hAnsi="Times New Roman" w:cs="Times New Roman"/>
+          <w:sz w:val="28"/>
+          <w:szCs w:val="28"/>
+        </w:rPr>
+        <w:t xml:space="preserve">, </w:t>
+      </w:r>
+      <w:r>
+        <w:rPr>
+          <w:rFonts w:ascii="Times New Roman" w:hAnsi="Times New Roman" w:cs="Times New Roman"/>
+          <w:sz w:val="28"/>
+          <w:szCs w:val="28"/>
+        </w:rPr>
+        <w:t>ніж</w:t>
+      </w:r>
+      <w:r>
+        <w:rPr>
+          <w:rFonts w:ascii="Times New Roman" w:hAnsi="Times New Roman" w:cs="Times New Roman"/>
+          <w:sz w:val="28"/>
+          <w:szCs w:val="28"/>
+        </w:rPr>
+        <w:t xml:space="preserve"> «Зображення у</w:t>
+      </w:r>
+      <w:r>
+        <w:rPr>
+          <w:rFonts w:ascii="Times New Roman" w:hAnsi="Times New Roman" w:cs="Times New Roman"/>
+          <w:sz w:val="28"/>
+          <w:szCs w:val="28"/>
+        </w:rPr>
+        <w:t xml:space="preserve"> </w:t>
+      </w:r>
+      <w:r>
+        <w:rPr>
+          <w:rFonts w:ascii="Times New Roman" w:hAnsi="Times New Roman" w:cs="Times New Roman"/>
+          <w:sz w:val="28"/>
+          <w:szCs w:val="28"/>
+        </w:rPr>
+        <w:t>папці».</w:t>
+      </w:r>
     </w:p>
     <w:p>
       <w:pPr>
@@ -2738,7 +2831,12 @@
           <w:szCs w:val="32"/>
         </w:rPr>
       </w:pPr>
-      <w:r>
+    </w:p>
+    <w:p>
+      <w:pPr>
+        <w:spacing w:line="360" w:lineRule="auto"/>
+        <w:ind w:left="360"/>
+        <w:jc w:val="center"/>
         <w:rPr>
           <w:rFonts w:ascii="Times New Roman" w:eastAsia="Times New Roman" w:hAnsi="Times New Roman" w:cs="Times New Roman"/>
           <w:b/>
@@ -2747,151 +2845,6 @@
           <w:sz w:val="32"/>
           <w:szCs w:val="32"/>
         </w:rPr>
-        <w:lastRenderedPageBreak/>
-        <w:t>Декларація про використання генеративного штучного інтелекту</w:t>
-      </w:r>
-    </w:p>
-    <w:p>
-      <w:pPr>
-        <w:spacing w:line="360" w:lineRule="auto"/>
-        <w:ind w:left="360" w:firstLine="348"/>
-        <w:jc w:val="both"/>
-        <w:rPr>
-          <w:rFonts w:ascii="Times New Roman" w:hAnsi="Times New Roman" w:cs="Times New Roman"/>
-          <w:sz w:val="28"/>
-          <w:szCs w:val="28"/>
-        </w:rPr>
-      </w:pPr>
-      <w:r>
-        <w:rPr>
-          <w:rFonts w:ascii="Times New Roman" w:hAnsi="Times New Roman" w:cs="Times New Roman"/>
-          <w:sz w:val="28"/>
-          <w:szCs w:val="28"/>
-        </w:rPr>
-        <w:t xml:space="preserve">Під час виконання роботи було використано інструмент </w:t>
-      </w:r>
-      <w:proofErr w:type="spellStart"/>
-      <w:r>
-        <w:rPr>
-          <w:rFonts w:ascii="Times New Roman" w:hAnsi="Times New Roman" w:cs="Times New Roman"/>
-          <w:sz w:val="28"/>
-          <w:szCs w:val="28"/>
-        </w:rPr>
-        <w:t>Gemini</w:t>
-      </w:r>
-      <w:proofErr w:type="spellEnd"/>
-      <w:r>
-        <w:rPr>
-          <w:rFonts w:ascii="Times New Roman" w:hAnsi="Times New Roman" w:cs="Times New Roman"/>
-          <w:sz w:val="28"/>
-          <w:szCs w:val="28"/>
-        </w:rPr>
-        <w:t xml:space="preserve"> </w:t>
-      </w:r>
-      <w:r>
-        <w:rPr>
-          <w:rFonts w:ascii="Times New Roman" w:hAnsi="Times New Roman" w:cs="Times New Roman"/>
-          <w:sz w:val="28"/>
-          <w:szCs w:val="28"/>
-        </w:rPr>
-        <w:t xml:space="preserve">3.8 </w:t>
-      </w:r>
-      <w:proofErr w:type="spellStart"/>
-      <w:r>
-        <w:rPr>
-          <w:rFonts w:ascii="Times New Roman" w:hAnsi="Times New Roman" w:cs="Times New Roman"/>
-          <w:sz w:val="28"/>
-          <w:szCs w:val="28"/>
-        </w:rPr>
-        <w:t>Flash</w:t>
-      </w:r>
-      <w:proofErr w:type="spellEnd"/>
-      <w:r>
-        <w:rPr>
-          <w:rFonts w:ascii="Times New Roman" w:hAnsi="Times New Roman" w:cs="Times New Roman"/>
-          <w:sz w:val="28"/>
-          <w:szCs w:val="28"/>
-        </w:rPr>
-        <w:t xml:space="preserve"> </w:t>
-      </w:r>
-      <w:r>
-        <w:rPr>
-          <w:rFonts w:ascii="Times New Roman" w:hAnsi="Times New Roman" w:cs="Times New Roman"/>
-          <w:sz w:val="28"/>
-          <w:szCs w:val="28"/>
-        </w:rPr>
-        <w:t xml:space="preserve">для генерації текстового наповнення </w:t>
-      </w:r>
-      <w:r>
-        <w:rPr>
-          <w:rFonts w:ascii="Times New Roman" w:hAnsi="Times New Roman" w:cs="Times New Roman"/>
-          <w:sz w:val="28"/>
-          <w:szCs w:val="28"/>
-          <w:lang w:val="en-US"/>
-        </w:rPr>
-        <w:t>HTML-</w:t>
-      </w:r>
-      <w:r>
-        <w:rPr>
-          <w:rFonts w:ascii="Times New Roman" w:hAnsi="Times New Roman" w:cs="Times New Roman"/>
-          <w:sz w:val="28"/>
-          <w:szCs w:val="28"/>
-        </w:rPr>
-        <w:t>тегів</w:t>
-      </w:r>
-      <w:r>
-        <w:rPr>
-          <w:rFonts w:ascii="Times New Roman" w:hAnsi="Times New Roman" w:cs="Times New Roman"/>
-          <w:sz w:val="28"/>
-          <w:szCs w:val="28"/>
-        </w:rPr>
-        <w:t xml:space="preserve">, а також для консультацій щодо виправлення помилок у розмітці. Увесь поданий результат, структуру </w:t>
-      </w:r>
-      <w:proofErr w:type="spellStart"/>
-      <w:r>
-        <w:rPr>
-          <w:rFonts w:ascii="Times New Roman" w:hAnsi="Times New Roman" w:cs="Times New Roman"/>
-          <w:sz w:val="28"/>
-          <w:szCs w:val="28"/>
-        </w:rPr>
-        <w:t>вебсторінок</w:t>
-      </w:r>
-      <w:proofErr w:type="spellEnd"/>
-      <w:r>
-        <w:rPr>
-          <w:rFonts w:ascii="Times New Roman" w:hAnsi="Times New Roman" w:cs="Times New Roman"/>
-          <w:sz w:val="28"/>
-          <w:szCs w:val="28"/>
-        </w:rPr>
-        <w:t xml:space="preserve"> HTML</w:t>
-      </w:r>
-      <w:r>
-        <w:rPr>
-          <w:rFonts w:ascii="Times New Roman" w:hAnsi="Times New Roman" w:cs="Times New Roman"/>
-          <w:sz w:val="28"/>
-          <w:szCs w:val="28"/>
-        </w:rPr>
-        <w:t xml:space="preserve"> </w:t>
-      </w:r>
-      <w:r>
-        <w:rPr>
-          <w:rFonts w:ascii="Times New Roman" w:hAnsi="Times New Roman" w:cs="Times New Roman"/>
-          <w:sz w:val="28"/>
-          <w:szCs w:val="28"/>
-        </w:rPr>
-        <w:t>реалізовано й оформлено здобувачем власноруч. Здобувач бере на себе повну відповідальність за коректність результатів та зміст лабораторної роботи.</w:t>
-      </w:r>
-    </w:p>
-    <w:p>
-      <w:pPr>
-        <w:spacing w:line="360" w:lineRule="auto"/>
-        <w:ind w:left="360" w:firstLine="348"/>
-        <w:jc w:val="both"/>
-        <w:rPr>
-          <w:rFonts w:ascii="Times New Roman" w:hAnsi="Times New Roman" w:cs="Times New Roman"/>
-          <w:sz w:val="28"/>
-          <w:szCs w:val="28"/>
-        </w:rPr>
       </w:pPr>
     </w:p>
     <w:p>
@@ -2908,7 +2861,10 @@
           <w:szCs w:val="32"/>
         </w:rPr>
       </w:pPr>
-      <w:r>
+    </w:p>
+    <w:p>
+      <w:pPr>
+        <w:spacing w:line="360" w:lineRule="auto"/>
         <w:rPr>
           <w:rFonts w:ascii="Times New Roman" w:eastAsia="Times New Roman" w:hAnsi="Times New Roman" w:cs="Times New Roman"/>
           <w:b/>
@@ -2917,7 +2873,33 @@
           <w:sz w:val="32"/>
           <w:szCs w:val="32"/>
         </w:rPr>
-        <w:t>Висновки</w:t>
+      </w:pPr>
+    </w:p>
+    <w:p>
+      <w:pPr>
+        <w:spacing w:line="360" w:lineRule="auto"/>
+        <w:ind w:left="360"/>
+        <w:jc w:val="center"/>
+        <w:rPr>
+          <w:rFonts w:ascii="Times New Roman" w:eastAsia="Times New Roman" w:hAnsi="Times New Roman" w:cs="Times New Roman"/>
+          <w:b/>
+          <w:bCs/>
+          <w:color w:val="000000" w:themeColor="text1"/>
+          <w:sz w:val="32"/>
+          <w:szCs w:val="32"/>
+        </w:rPr>
+      </w:pPr>
+      <w:r>
+        <w:rPr>
+          <w:rFonts w:ascii="Times New Roman" w:eastAsia="Times New Roman" w:hAnsi="Times New Roman" w:cs="Times New Roman"/>
+          <w:b/>
+          <w:bCs/>
+          <w:color w:val="000000" w:themeColor="text1"/>
+          <w:sz w:val="32"/>
+          <w:szCs w:val="32"/>
+        </w:rPr>
+        <w:lastRenderedPageBreak/>
+        <w:t>Декларація про використання генеративного штучного інтелекту</w:t>
       </w:r>
     </w:p>
     <w:p>
@@ -2926,44 +2908,107 @@
         <w:ind w:left="360" w:firstLine="348"/>
         <w:jc w:val="both"/>
         <w:rPr>
-          <w:rFonts w:ascii="Times New Roman" w:eastAsia="Times New Roman" w:hAnsi="Times New Roman" w:cs="Times New Roman"/>
-          <w:color w:val="000000" w:themeColor="text1"/>
-          <w:sz w:val="28"/>
-          <w:szCs w:val="28"/>
-        </w:rPr>
-      </w:pPr>
-      <w:r>
-        <w:rPr>
-          <w:rFonts w:ascii="Times New Roman" w:eastAsia="Times New Roman" w:hAnsi="Times New Roman" w:cs="Times New Roman"/>
-          <w:color w:val="000000" w:themeColor="text1"/>
-          <w:sz w:val="28"/>
-          <w:szCs w:val="28"/>
-        </w:rPr>
-        <w:t xml:space="preserve">Під час виконання лабораторної роботи було практично </w:t>
-      </w:r>
-      <w:r>
-        <w:rPr>
-          <w:rFonts w:ascii="Times New Roman" w:eastAsia="Times New Roman" w:hAnsi="Times New Roman" w:cs="Times New Roman"/>
-          <w:color w:val="000000" w:themeColor="text1"/>
-          <w:sz w:val="28"/>
-          <w:szCs w:val="28"/>
-        </w:rPr>
-        <w:t>засвоєно</w:t>
-      </w:r>
-      <w:r>
-        <w:rPr>
-          <w:rFonts w:ascii="Times New Roman" w:eastAsia="Times New Roman" w:hAnsi="Times New Roman" w:cs="Times New Roman"/>
-          <w:color w:val="000000" w:themeColor="text1"/>
-          <w:sz w:val="28"/>
-          <w:szCs w:val="28"/>
-        </w:rPr>
-        <w:t xml:space="preserve"> створення базової структури </w:t>
+          <w:rFonts w:ascii="Times New Roman" w:hAnsi="Times New Roman" w:cs="Times New Roman"/>
+          <w:sz w:val="28"/>
+          <w:szCs w:val="28"/>
+        </w:rPr>
+      </w:pPr>
+      <w:r>
+        <w:rPr>
+          <w:rFonts w:ascii="Times New Roman" w:hAnsi="Times New Roman" w:cs="Times New Roman"/>
+          <w:sz w:val="28"/>
+          <w:szCs w:val="28"/>
+        </w:rPr>
+        <w:t xml:space="preserve">Під час виконання роботи було використано інструмент </w:t>
       </w:r>
       <w:proofErr w:type="spellStart"/>
       <w:r>
         <w:rPr>
-          <w:rFonts w:ascii="Times New Roman" w:eastAsia="Times New Roman" w:hAnsi="Times New Roman" w:cs="Times New Roman"/>
-          <w:color w:val="000000" w:themeColor="text1"/>
+          <w:rFonts w:ascii="Times New Roman" w:hAnsi="Times New Roman" w:cs="Times New Roman"/>
+          <w:sz w:val="28"/>
+          <w:szCs w:val="28"/>
+        </w:rPr>
+        <w:t>Gemini</w:t>
+      </w:r>
+      <w:proofErr w:type="spellEnd"/>
+      <w:r>
+        <w:rPr>
+          <w:rFonts w:ascii="Times New Roman" w:hAnsi="Times New Roman" w:cs="Times New Roman"/>
+          <w:sz w:val="28"/>
+          <w:szCs w:val="28"/>
+        </w:rPr>
+        <w:t xml:space="preserve"> </w:t>
+      </w:r>
+      <w:r>
+        <w:rPr>
+          <w:rFonts w:ascii="Times New Roman" w:hAnsi="Times New Roman" w:cs="Times New Roman"/>
+          <w:sz w:val="28"/>
+          <w:szCs w:val="28"/>
+        </w:rPr>
+        <w:t xml:space="preserve">3.8 </w:t>
+      </w:r>
+      <w:proofErr w:type="spellStart"/>
+      <w:r>
+        <w:rPr>
+          <w:rFonts w:ascii="Times New Roman" w:hAnsi="Times New Roman" w:cs="Times New Roman"/>
+          <w:sz w:val="28"/>
+          <w:szCs w:val="28"/>
+        </w:rPr>
+        <w:t>Flash</w:t>
+      </w:r>
+      <w:proofErr w:type="spellEnd"/>
+      <w:r>
+        <w:rPr>
+          <w:rFonts w:ascii="Times New Roman" w:hAnsi="Times New Roman" w:cs="Times New Roman"/>
+          <w:sz w:val="28"/>
+          <w:szCs w:val="28"/>
+        </w:rPr>
+        <w:t xml:space="preserve"> </w:t>
+      </w:r>
+      <w:r>
+        <w:rPr>
+          <w:rFonts w:ascii="Times New Roman" w:hAnsi="Times New Roman" w:cs="Times New Roman"/>
+          <w:sz w:val="28"/>
+          <w:szCs w:val="28"/>
+        </w:rPr>
+        <w:t xml:space="preserve">для </w:t>
+      </w:r>
+      <w:r>
+        <w:rPr>
+          <w:rFonts w:ascii="Times New Roman" w:hAnsi="Times New Roman" w:cs="Times New Roman"/>
+          <w:sz w:val="28"/>
+          <w:szCs w:val="28"/>
+        </w:rPr>
+        <w:t>генерації CSS-селекторів</w:t>
+      </w:r>
+      <w:r>
+        <w:rPr>
+          <w:rFonts w:ascii="Times New Roman" w:hAnsi="Times New Roman" w:cs="Times New Roman"/>
+          <w:sz w:val="28"/>
+          <w:szCs w:val="28"/>
+        </w:rPr>
+        <w:t xml:space="preserve">, а також для консультацій щодо виправлення помилок у </w:t>
+      </w:r>
+      <w:r>
+        <w:rPr>
+          <w:rFonts w:ascii="Times New Roman" w:hAnsi="Times New Roman" w:cs="Times New Roman"/>
+          <w:sz w:val="28"/>
+          <w:szCs w:val="28"/>
+        </w:rPr>
+        <w:t>стилістиці</w:t>
+      </w:r>
+      <w:r>
+        <w:rPr>
+          <w:rFonts w:ascii="Times New Roman" w:hAnsi="Times New Roman" w:cs="Times New Roman"/>
+          <w:sz w:val="28"/>
+          <w:szCs w:val="28"/>
+        </w:rPr>
+        <w:t xml:space="preserve">. Увесь поданий результат, структуру </w:t>
+      </w:r>
+      <w:proofErr w:type="spellStart"/>
+      <w:r>
+        <w:rPr>
+          <w:rFonts w:ascii="Times New Roman" w:hAnsi="Times New Roman" w:cs="Times New Roman"/>
           <w:sz w:val="28"/>
           <w:szCs w:val="28"/>
         </w:rPr>
@@ -2972,12 +3017,43 @@
       <w:proofErr w:type="spellEnd"/>
       <w:r>
         <w:rPr>
-          <w:rFonts w:ascii="Times New Roman" w:eastAsia="Times New Roman" w:hAnsi="Times New Roman" w:cs="Times New Roman"/>
-          <w:color w:val="000000" w:themeColor="text1"/>
-          <w:sz w:val="28"/>
-          <w:szCs w:val="28"/>
-        </w:rPr>
-        <w:t xml:space="preserve"> за допомогою засобів HTML. </w:t>
+          <w:rFonts w:ascii="Times New Roman" w:hAnsi="Times New Roman" w:cs="Times New Roman"/>
+          <w:sz w:val="28"/>
+          <w:szCs w:val="28"/>
+        </w:rPr>
+        <w:t xml:space="preserve"> HTML</w:t>
+      </w:r>
+      <w:r>
+        <w:rPr>
+          <w:rFonts w:ascii="Times New Roman" w:hAnsi="Times New Roman" w:cs="Times New Roman"/>
+          <w:sz w:val="28"/>
+          <w:szCs w:val="28"/>
+        </w:rPr>
+        <w:t xml:space="preserve"> та </w:t>
+      </w:r>
+      <w:r>
+        <w:rPr>
+          <w:rFonts w:ascii="Times New Roman" w:hAnsi="Times New Roman" w:cs="Times New Roman"/>
+          <w:sz w:val="28"/>
+          <w:szCs w:val="28"/>
+        </w:rPr>
+        <w:t>CSS-оформлення</w:t>
+      </w:r>
+      <w:r>
+        <w:rPr>
+          <w:rFonts w:ascii="Times New Roman" w:hAnsi="Times New Roman" w:cs="Times New Roman"/>
+          <w:sz w:val="28"/>
+          <w:szCs w:val="28"/>
+        </w:rPr>
+        <w:t xml:space="preserve"> </w:t>
+      </w:r>
+      <w:r>
+        <w:rPr>
+          <w:rFonts w:ascii="Times New Roman" w:hAnsi="Times New Roman" w:cs="Times New Roman"/>
+          <w:sz w:val="28"/>
+          <w:szCs w:val="28"/>
+        </w:rPr>
+        <w:t>реалізовано й оформлено здобувачем власноруч. Здобувач бере на себе повну відповідальність за коректність результатів та зміст лабораторної роботи.</w:t>
       </w:r>
     </w:p>
     <w:p>
@@ -2986,6 +3062,44 @@
         <w:ind w:left="360" w:firstLine="348"/>
         <w:jc w:val="both"/>
         <w:rPr>
+          <w:rFonts w:ascii="Times New Roman" w:hAnsi="Times New Roman" w:cs="Times New Roman"/>
+          <w:sz w:val="28"/>
+          <w:szCs w:val="28"/>
+        </w:rPr>
+      </w:pPr>
+    </w:p>
+    <w:p>
+      <w:pPr>
+        <w:spacing w:line="360" w:lineRule="auto"/>
+        <w:ind w:left="360"/>
+        <w:jc w:val="center"/>
+        <w:rPr>
+          <w:rFonts w:ascii="Times New Roman" w:eastAsia="Times New Roman" w:hAnsi="Times New Roman" w:cs="Times New Roman"/>
+          <w:b/>
+          <w:bCs/>
+          <w:color w:val="000000" w:themeColor="text1"/>
+          <w:sz w:val="32"/>
+          <w:szCs w:val="32"/>
+        </w:rPr>
+      </w:pPr>
+      <w:r>
+        <w:rPr>
+          <w:rFonts w:ascii="Times New Roman" w:eastAsia="Times New Roman" w:hAnsi="Times New Roman" w:cs="Times New Roman"/>
+          <w:b/>
+          <w:bCs/>
+          <w:color w:val="000000" w:themeColor="text1"/>
+          <w:sz w:val="32"/>
+          <w:szCs w:val="32"/>
+        </w:rPr>
+        <w:t>Висновки</w:t>
+      </w:r>
+    </w:p>
+    <w:p>
+      <w:pPr>
+        <w:spacing w:line="360" w:lineRule="auto"/>
+        <w:ind w:left="360" w:firstLine="348"/>
+        <w:jc w:val="both"/>
+        <w:rPr>
           <w:rFonts w:ascii="Times New Roman" w:eastAsia="Times New Roman" w:hAnsi="Times New Roman" w:cs="Times New Roman"/>
           <w:color w:val="000000" w:themeColor="text1"/>
           <w:sz w:val="28"/>
@@ -2999,18 +3113,58 @@
           <w:sz w:val="28"/>
           <w:szCs w:val="28"/>
         </w:rPr>
+        <w:t xml:space="preserve">Під час виконання лабораторної роботи було практично засвоєно принципи оформлення та стилізації </w:t>
+      </w:r>
+      <w:proofErr w:type="spellStart"/>
+      <w:r>
+        <w:rPr>
+          <w:rFonts w:ascii="Times New Roman" w:eastAsia="Times New Roman" w:hAnsi="Times New Roman" w:cs="Times New Roman"/>
+          <w:color w:val="000000" w:themeColor="text1"/>
+          <w:sz w:val="28"/>
+          <w:szCs w:val="28"/>
+        </w:rPr>
+        <w:t>вебсторінок</w:t>
+      </w:r>
+      <w:proofErr w:type="spellEnd"/>
+      <w:r>
+        <w:rPr>
+          <w:rFonts w:ascii="Times New Roman" w:eastAsia="Times New Roman" w:hAnsi="Times New Roman" w:cs="Times New Roman"/>
+          <w:color w:val="000000" w:themeColor="text1"/>
+          <w:sz w:val="28"/>
+          <w:szCs w:val="28"/>
+        </w:rPr>
+        <w:t xml:space="preserve"> за допомогою CSS.</w:t>
+      </w:r>
+    </w:p>
+    <w:p>
+      <w:pPr>
+        <w:spacing w:line="360" w:lineRule="auto"/>
+        <w:ind w:left="360" w:firstLine="348"/>
+        <w:jc w:val="both"/>
+        <w:rPr>
+          <w:rFonts w:ascii="Times New Roman" w:eastAsia="Times New Roman" w:hAnsi="Times New Roman" w:cs="Times New Roman"/>
+          <w:color w:val="000000" w:themeColor="text1"/>
+          <w:sz w:val="28"/>
+          <w:szCs w:val="28"/>
+        </w:rPr>
+      </w:pPr>
+      <w:r>
+        <w:rPr>
+          <w:rFonts w:ascii="Times New Roman" w:eastAsia="Times New Roman" w:hAnsi="Times New Roman" w:cs="Times New Roman"/>
+          <w:color w:val="000000" w:themeColor="text1"/>
+          <w:sz w:val="28"/>
+          <w:szCs w:val="28"/>
+        </w:rPr>
         <w:t>У ході роботи:</w:t>
       </w:r>
     </w:p>
     <w:p>
       <w:pPr>
+        <w:pStyle w:val="a9"/>
         <w:numPr>
           <w:ilvl w:val="0"/>
-          <w:numId w:val="1"/>
+          <w:numId w:val="7"/>
         </w:numPr>
-        <w:tabs>
-          <w:tab w:val="num" w:pos="720"/>
-        </w:tabs>
         <w:spacing w:line="360" w:lineRule="auto"/>
         <w:jc w:val="both"/>
         <w:rPr>
@@ -3027,18 +3181,16 @@
           <w:sz w:val="28"/>
           <w:szCs w:val="28"/>
         </w:rPr>
-        <w:t xml:space="preserve">Засвоєно синтаксис та принципи застосування парних і непарних тегів, форматування тексту, створення заголовків різних рівнів, блокових і семантичних контейнерів. </w:t>
-      </w:r>
-    </w:p>
-    <w:p>
-      <w:pPr>
+        <w:t>Засвоєно синтаксис та принципи підключення внутрішніх таблиць стилів.</w:t>
+      </w:r>
+    </w:p>
+    <w:p>
+      <w:pPr>
+        <w:pStyle w:val="a9"/>
         <w:numPr>
           <w:ilvl w:val="0"/>
-          <w:numId w:val="1"/>
+          <w:numId w:val="7"/>
         </w:numPr>
-        <w:tabs>
-          <w:tab w:val="num" w:pos="720"/>
-        </w:tabs>
         <w:spacing w:line="360" w:lineRule="auto"/>
         <w:jc w:val="both"/>
         <w:rPr>
@@ -3055,9 +3207,8 @@
           <w:sz w:val="28"/>
           <w:szCs w:val="28"/>
         </w:rPr>
-        <w:t xml:space="preserve">Відпрацьовано організацію внутрішньої навігації документа за допомогою посилань на основі атрибутів </w:t>
-      </w:r>
-      <w:proofErr w:type="spellStart"/>
+        <w:t xml:space="preserve">Відпрацьовано використання базових селекторів (за тегом, класом, ідентифікатором) та комбінаторів (нащадків, дочірніх елементів) для </w:t>
+      </w:r>
       <w:r>
         <w:rPr>
           <w:rFonts w:ascii="Times New Roman" w:eastAsia="Times New Roman" w:hAnsi="Times New Roman" w:cs="Times New Roman"/>
@@ -3065,17 +3216,17 @@
           <w:sz w:val="28"/>
           <w:szCs w:val="28"/>
         </w:rPr>
-        <w:t>id</w:t>
-      </w:r>
-      <w:proofErr w:type="spellEnd"/>
+        <w:t xml:space="preserve">стилізації потрібних </w:t>
+      </w:r>
       <w:r>
         <w:rPr>
           <w:rFonts w:ascii="Times New Roman" w:eastAsia="Times New Roman" w:hAnsi="Times New Roman" w:cs="Times New Roman"/>
           <w:color w:val="000000" w:themeColor="text1"/>
           <w:sz w:val="28"/>
           <w:szCs w:val="28"/>
-        </w:rPr>
-        <w:t>.</w:t>
+          <w:lang w:val="en-US"/>
+        </w:rPr>
+        <w:t>HTML-</w:t>
       </w:r>
       <w:r>
         <w:rPr>
@@ -3084,18 +3235,16 @@
           <w:sz w:val="28"/>
           <w:szCs w:val="28"/>
         </w:rPr>
-        <w:t xml:space="preserve"> </w:t>
-      </w:r>
-    </w:p>
-    <w:p>
-      <w:pPr>
+        <w:t>елементів.</w:t>
+      </w:r>
+    </w:p>
+    <w:p>
+      <w:pPr>
+        <w:pStyle w:val="a9"/>
         <w:numPr>
           <w:ilvl w:val="0"/>
-          <w:numId w:val="1"/>
+          <w:numId w:val="7"/>
         </w:numPr>
-        <w:tabs>
-          <w:tab w:val="num" w:pos="720"/>
-        </w:tabs>
         <w:spacing w:line="360" w:lineRule="auto"/>
         <w:jc w:val="both"/>
         <w:rPr>
@@ -3112,8 +3261,9 @@
           <w:sz w:val="28"/>
           <w:szCs w:val="28"/>
         </w:rPr>
-        <w:t>Отримано навички побудови багаторівневих маркованих та нумерованих списків і роботи з табличними елементами</w:t>
-      </w:r>
+        <w:t xml:space="preserve">Отримано навички застосування </w:t>
+      </w:r>
+      <w:proofErr w:type="spellStart"/>
       <w:r>
         <w:rPr>
           <w:rFonts w:ascii="Times New Roman" w:eastAsia="Times New Roman" w:hAnsi="Times New Roman" w:cs="Times New Roman"/>
@@ -3121,18 +3271,106 @@
           <w:sz w:val="28"/>
           <w:szCs w:val="28"/>
         </w:rPr>
-        <w:t>.</w:t>
-      </w:r>
-    </w:p>
-    <w:p>
-      <w:pPr>
+        <w:t>псевдокласів</w:t>
+      </w:r>
+      <w:proofErr w:type="spellEnd"/>
+      <w:r>
+        <w:rPr>
+          <w:rFonts w:ascii="Times New Roman" w:eastAsia="Times New Roman" w:hAnsi="Times New Roman" w:cs="Times New Roman"/>
+          <w:color w:val="000000" w:themeColor="text1"/>
+          <w:sz w:val="28"/>
+          <w:szCs w:val="28"/>
+        </w:rPr>
+        <w:t xml:space="preserve"> стану (:</w:t>
+      </w:r>
+      <w:proofErr w:type="spellStart"/>
+      <w:r>
+        <w:rPr>
+          <w:rFonts w:ascii="Times New Roman" w:eastAsia="Times New Roman" w:hAnsi="Times New Roman" w:cs="Times New Roman"/>
+          <w:color w:val="000000" w:themeColor="text1"/>
+          <w:sz w:val="28"/>
+          <w:szCs w:val="28"/>
+        </w:rPr>
+        <w:t>hover</w:t>
+      </w:r>
+      <w:proofErr w:type="spellEnd"/>
+      <w:r>
+        <w:rPr>
+          <w:rFonts w:ascii="Times New Roman" w:eastAsia="Times New Roman" w:hAnsi="Times New Roman" w:cs="Times New Roman"/>
+          <w:color w:val="000000" w:themeColor="text1"/>
+          <w:sz w:val="28"/>
+          <w:szCs w:val="28"/>
+        </w:rPr>
+        <w:t>, :</w:t>
+      </w:r>
+      <w:proofErr w:type="spellStart"/>
+      <w:r>
+        <w:rPr>
+          <w:rFonts w:ascii="Times New Roman" w:eastAsia="Times New Roman" w:hAnsi="Times New Roman" w:cs="Times New Roman"/>
+          <w:color w:val="000000" w:themeColor="text1"/>
+          <w:sz w:val="28"/>
+          <w:szCs w:val="28"/>
+        </w:rPr>
+        <w:t>active</w:t>
+      </w:r>
+      <w:proofErr w:type="spellEnd"/>
+      <w:r>
+        <w:rPr>
+          <w:rFonts w:ascii="Times New Roman" w:eastAsia="Times New Roman" w:hAnsi="Times New Roman" w:cs="Times New Roman"/>
+          <w:color w:val="000000" w:themeColor="text1"/>
+          <w:sz w:val="28"/>
+          <w:szCs w:val="28"/>
+        </w:rPr>
+        <w:t>, :</w:t>
+      </w:r>
+      <w:proofErr w:type="spellStart"/>
+      <w:r>
+        <w:rPr>
+          <w:rFonts w:ascii="Times New Roman" w:eastAsia="Times New Roman" w:hAnsi="Times New Roman" w:cs="Times New Roman"/>
+          <w:color w:val="000000" w:themeColor="text1"/>
+          <w:sz w:val="28"/>
+          <w:szCs w:val="28"/>
+        </w:rPr>
+        <w:t>link</w:t>
+      </w:r>
+      <w:proofErr w:type="spellEnd"/>
+      <w:r>
+        <w:rPr>
+          <w:rFonts w:ascii="Times New Roman" w:eastAsia="Times New Roman" w:hAnsi="Times New Roman" w:cs="Times New Roman"/>
+          <w:color w:val="000000" w:themeColor="text1"/>
+          <w:sz w:val="28"/>
+          <w:szCs w:val="28"/>
+        </w:rPr>
+        <w:t>, :</w:t>
+      </w:r>
+      <w:proofErr w:type="spellStart"/>
+      <w:r>
+        <w:rPr>
+          <w:rFonts w:ascii="Times New Roman" w:eastAsia="Times New Roman" w:hAnsi="Times New Roman" w:cs="Times New Roman"/>
+          <w:color w:val="000000" w:themeColor="text1"/>
+          <w:sz w:val="28"/>
+          <w:szCs w:val="28"/>
+        </w:rPr>
+        <w:t>visited</w:t>
+      </w:r>
+      <w:proofErr w:type="spellEnd"/>
+      <w:r>
+        <w:rPr>
+          <w:rFonts w:ascii="Times New Roman" w:eastAsia="Times New Roman" w:hAnsi="Times New Roman" w:cs="Times New Roman"/>
+          <w:color w:val="000000" w:themeColor="text1"/>
+          <w:sz w:val="28"/>
+          <w:szCs w:val="28"/>
+        </w:rPr>
+        <w:t>) для створення елементів навігації.</w:t>
+      </w:r>
+    </w:p>
+    <w:p>
+      <w:pPr>
+        <w:pStyle w:val="a9"/>
         <w:numPr>
           <w:ilvl w:val="0"/>
-          <w:numId w:val="1"/>
+          <w:numId w:val="7"/>
         </w:numPr>
-        <w:tabs>
-          <w:tab w:val="num" w:pos="720"/>
-        </w:tabs>
         <w:spacing w:line="360" w:lineRule="auto"/>
         <w:jc w:val="both"/>
         <w:rPr>
@@ -3149,8 +3387,9 @@
           <w:sz w:val="28"/>
           <w:szCs w:val="28"/>
         </w:rPr>
-        <w:t xml:space="preserve">Досліджено механізми підключення графічного контенту з використанням як </w:t>
-      </w:r>
+        <w:t xml:space="preserve">Досліджено механізми </w:t>
+      </w:r>
+      <w:proofErr w:type="spellStart"/>
       <w:r>
         <w:rPr>
           <w:rFonts w:ascii="Times New Roman" w:eastAsia="Times New Roman" w:hAnsi="Times New Roman" w:cs="Times New Roman"/>
@@ -3158,8 +3397,9 @@
           <w:sz w:val="28"/>
           <w:szCs w:val="28"/>
         </w:rPr>
-        <w:t>файлів у</w:t>
-      </w:r>
+        <w:t>псевдокласів</w:t>
+      </w:r>
+      <w:proofErr w:type="spellEnd"/>
       <w:r>
         <w:rPr>
           <w:rFonts w:ascii="Times New Roman" w:eastAsia="Times New Roman" w:hAnsi="Times New Roman" w:cs="Times New Roman"/>
@@ -3167,8 +3407,9 @@
           <w:sz w:val="28"/>
           <w:szCs w:val="28"/>
         </w:rPr>
-        <w:t xml:space="preserve"> файлов</w:t>
-      </w:r>
+        <w:t xml:space="preserve"> (:</w:t>
+      </w:r>
+      <w:proofErr w:type="spellStart"/>
       <w:r>
         <w:rPr>
           <w:rFonts w:ascii="Times New Roman" w:eastAsia="Times New Roman" w:hAnsi="Times New Roman" w:cs="Times New Roman"/>
@@ -3176,8 +3417,9 @@
           <w:sz w:val="28"/>
           <w:szCs w:val="28"/>
         </w:rPr>
-        <w:t>ій</w:t>
-      </w:r>
+        <w:t>nth-child</w:t>
+      </w:r>
+      <w:proofErr w:type="spellEnd"/>
       <w:r>
         <w:rPr>
           <w:rFonts w:ascii="Times New Roman" w:eastAsia="Times New Roman" w:hAnsi="Times New Roman" w:cs="Times New Roman"/>
@@ -3185,17 +3427,25 @@
           <w:sz w:val="28"/>
           <w:szCs w:val="28"/>
         </w:rPr>
-        <w:t xml:space="preserve"> систем</w:t>
-      </w:r>
-      <w:r>
+        <w:t>) для створення чергування кольорів (смугастого дизайну) у списках та таблицях.</w:t>
+      </w:r>
+    </w:p>
+    <w:p>
+      <w:pPr>
+        <w:pStyle w:val="a9"/>
+        <w:numPr>
+          <w:ilvl w:val="0"/>
+          <w:numId w:val="7"/>
+        </w:numPr>
+        <w:spacing w:line="360" w:lineRule="auto"/>
+        <w:jc w:val="both"/>
         <w:rPr>
           <w:rFonts w:ascii="Times New Roman" w:eastAsia="Times New Roman" w:hAnsi="Times New Roman" w:cs="Times New Roman"/>
           <w:color w:val="000000" w:themeColor="text1"/>
           <w:sz w:val="28"/>
           <w:szCs w:val="28"/>
         </w:rPr>
-        <w:t>і</w:t>
-      </w:r>
+      </w:pPr>
       <w:r>
         <w:rPr>
           <w:rFonts w:ascii="Times New Roman" w:eastAsia="Times New Roman" w:hAnsi="Times New Roman" w:cs="Times New Roman"/>
@@ -3203,7 +3453,7 @@
           <w:sz w:val="28"/>
           <w:szCs w:val="28"/>
         </w:rPr>
-        <w:t xml:space="preserve">, так і адрес </w:t>
+        <w:t>Опановано використання відносних одиниць вимірювання для адаптивного масштабування</w:t>
       </w:r>
       <w:r>
         <w:rPr>
@@ -3212,112 +3462,7 @@
           <w:sz w:val="28"/>
           <w:szCs w:val="28"/>
         </w:rPr>
-        <w:t>з Інтернету</w:t>
-      </w:r>
-      <w:r>
-        <w:rPr>
-          <w:rFonts w:ascii="Times New Roman" w:eastAsia="Times New Roman" w:hAnsi="Times New Roman" w:cs="Times New Roman"/>
-          <w:color w:val="000000" w:themeColor="text1"/>
-          <w:sz w:val="28"/>
-          <w:szCs w:val="28"/>
-        </w:rPr>
-        <w:t xml:space="preserve">. </w:t>
-      </w:r>
-    </w:p>
-    <w:p>
-      <w:pPr>
-        <w:numPr>
-          <w:ilvl w:val="0"/>
-          <w:numId w:val="1"/>
-        </w:numPr>
-        <w:tabs>
-          <w:tab w:val="num" w:pos="720"/>
-        </w:tabs>
-        <w:spacing w:line="360" w:lineRule="auto"/>
-        <w:jc w:val="both"/>
-        <w:rPr>
-          <w:rFonts w:ascii="Times New Roman" w:eastAsia="Times New Roman" w:hAnsi="Times New Roman" w:cs="Times New Roman"/>
-          <w:color w:val="000000" w:themeColor="text1"/>
-          <w:sz w:val="28"/>
-          <w:szCs w:val="28"/>
-        </w:rPr>
-      </w:pPr>
-      <w:r>
-        <w:rPr>
-          <w:rFonts w:ascii="Times New Roman" w:eastAsia="Times New Roman" w:hAnsi="Times New Roman" w:cs="Times New Roman"/>
-          <w:color w:val="000000" w:themeColor="text1"/>
-          <w:sz w:val="28"/>
-          <w:szCs w:val="28"/>
-        </w:rPr>
-        <w:t xml:space="preserve">Опановано </w:t>
-      </w:r>
-      <w:r>
-        <w:rPr>
-          <w:rFonts w:ascii="Times New Roman" w:eastAsia="Times New Roman" w:hAnsi="Times New Roman" w:cs="Times New Roman"/>
-          <w:color w:val="000000" w:themeColor="text1"/>
-          <w:sz w:val="28"/>
-          <w:szCs w:val="28"/>
-        </w:rPr>
-        <w:t xml:space="preserve">підключення системи контролю версій </w:t>
-      </w:r>
-      <w:r>
-        <w:rPr>
-          <w:rFonts w:ascii="Times New Roman" w:eastAsia="Times New Roman" w:hAnsi="Times New Roman" w:cs="Times New Roman"/>
-          <w:color w:val="000000" w:themeColor="text1"/>
-          <w:sz w:val="28"/>
-          <w:szCs w:val="28"/>
-          <w:lang w:val="en-US"/>
-        </w:rPr>
-        <w:t>Git</w:t>
-      </w:r>
-      <w:r>
-        <w:rPr>
-          <w:rFonts w:ascii="Times New Roman" w:eastAsia="Times New Roman" w:hAnsi="Times New Roman" w:cs="Times New Roman"/>
-          <w:color w:val="000000" w:themeColor="text1"/>
-          <w:sz w:val="28"/>
-          <w:szCs w:val="28"/>
-        </w:rPr>
-        <w:t xml:space="preserve"> та публікацію результатів на платформі </w:t>
-      </w:r>
-      <w:proofErr w:type="spellStart"/>
-      <w:r>
-        <w:rPr>
-          <w:rFonts w:ascii="Times New Roman" w:eastAsia="Times New Roman" w:hAnsi="Times New Roman" w:cs="Times New Roman"/>
-          <w:color w:val="000000" w:themeColor="text1"/>
-          <w:sz w:val="28"/>
-          <w:szCs w:val="28"/>
-        </w:rPr>
-        <w:t>GitHub</w:t>
-      </w:r>
-      <w:proofErr w:type="spellEnd"/>
-      <w:r>
-        <w:rPr>
-          <w:rFonts w:ascii="Times New Roman" w:eastAsia="Times New Roman" w:hAnsi="Times New Roman" w:cs="Times New Roman"/>
-          <w:color w:val="000000" w:themeColor="text1"/>
-          <w:sz w:val="28"/>
-          <w:szCs w:val="28"/>
-        </w:rPr>
-        <w:t xml:space="preserve"> </w:t>
-      </w:r>
-      <w:proofErr w:type="spellStart"/>
-      <w:r>
-        <w:rPr>
-          <w:rFonts w:ascii="Times New Roman" w:eastAsia="Times New Roman" w:hAnsi="Times New Roman" w:cs="Times New Roman"/>
-          <w:color w:val="000000" w:themeColor="text1"/>
-          <w:sz w:val="28"/>
-          <w:szCs w:val="28"/>
-        </w:rPr>
-        <w:t>Pages</w:t>
-      </w:r>
-      <w:proofErr w:type="spellEnd"/>
-      <w:r>
-        <w:rPr>
-          <w:rFonts w:ascii="Times New Roman" w:eastAsia="Times New Roman" w:hAnsi="Times New Roman" w:cs="Times New Roman"/>
-          <w:color w:val="000000" w:themeColor="text1"/>
-          <w:sz w:val="28"/>
-          <w:szCs w:val="28"/>
-        </w:rPr>
-        <w:t xml:space="preserve">. </w:t>
+        <w:t>.</w:t>
       </w:r>
     </w:p>
     <w:sectPr>
@@ -3454,6 +3599,367 @@
     </w:lvl>
   </w:abstractNum>
   <w:abstractNum w:abstractNumId="1" w15:restartNumberingAfterBreak="0">
+    <w:nsid w:val="09233204"/>
+    <w:multiLevelType w:val="hybridMultilevel"/>
+    <w:tmpl w:val="11EAB712"/>
+    <w:lvl w:ilvl="0" w:tplc="04220001">
+      <w:start w:val="1"/>
+      <w:numFmt w:val="bullet"/>
+      <w:lvlText w:val=""/>
+      <w:lvlJc w:val="left"/>
+      <w:pPr>
+        <w:ind w:left="1800" w:hanging="360"/>
+      </w:pPr>
+      <w:rPr>
+        <w:rFonts w:ascii="Symbol" w:hAnsi="Symbol" w:hint="default"/>
+      </w:rPr>
+    </w:lvl>
+    <w:lvl w:ilvl="1" w:tplc="04220003" w:tentative="1">
+      <w:start w:val="1"/>
+      <w:numFmt w:val="bullet"/>
+      <w:lvlText w:val="o"/>
+      <w:lvlJc w:val="left"/>
+      <w:pPr>
+        <w:ind w:left="2520" w:hanging="360"/>
+      </w:pPr>
+      <w:rPr>
+        <w:rFonts w:ascii="Courier New" w:hAnsi="Courier New" w:cs="Courier New" w:hint="default"/>
+      </w:rPr>
+    </w:lvl>
+    <w:lvl w:ilvl="2" w:tplc="04220005" w:tentative="1">
+      <w:start w:val="1"/>
+      <w:numFmt w:val="bullet"/>
+      <w:lvlText w:val=""/>
+      <w:lvlJc w:val="left"/>
+      <w:pPr>
+        <w:ind w:left="3240" w:hanging="360"/>
+      </w:pPr>
+      <w:rPr>
+        <w:rFonts w:ascii="Wingdings" w:hAnsi="Wingdings" w:hint="default"/>
+      </w:rPr>
+    </w:lvl>
+    <w:lvl w:ilvl="3" w:tplc="04220001" w:tentative="1">
+      <w:start w:val="1"/>
+      <w:numFmt w:val="bullet"/>
+      <w:lvlText w:val=""/>
+      <w:lvlJc w:val="left"/>
+      <w:pPr>
+        <w:ind w:left="3960" w:hanging="360"/>
+      </w:pPr>
+      <w:rPr>
+        <w:rFonts w:ascii="Symbol" w:hAnsi="Symbol" w:hint="default"/>
+      </w:rPr>
+    </w:lvl>
+    <w:lvl w:ilvl="4" w:tplc="04220003" w:tentative="1">
+      <w:start w:val="1"/>
+      <w:numFmt w:val="bullet"/>
+      <w:lvlText w:val="o"/>
+      <w:lvlJc w:val="left"/>
+      <w:pPr>
+        <w:ind w:left="4680" w:hanging="360"/>
+      </w:pPr>
+      <w:rPr>
+        <w:rFonts w:ascii="Courier New" w:hAnsi="Courier New" w:cs="Courier New" w:hint="default"/>
+      </w:rPr>
+    </w:lvl>
+    <w:lvl w:ilvl="5" w:tplc="04220005" w:tentative="1">
+      <w:start w:val="1"/>
+      <w:numFmt w:val="bullet"/>
+      <w:lvlText w:val=""/>
+      <w:lvlJc w:val="left"/>
+      <w:pPr>
+        <w:ind w:left="5400" w:hanging="360"/>
+      </w:pPr>
+      <w:rPr>
+        <w:rFonts w:ascii="Wingdings" w:hAnsi="Wingdings" w:hint="default"/>
+      </w:rPr>
+    </w:lvl>
+    <w:lvl w:ilvl="6" w:tplc="04220001" w:tentative="1">
+      <w:start w:val="1"/>
+      <w:numFmt w:val="bullet"/>
+      <w:lvlText w:val=""/>
+      <w:lvlJc w:val="left"/>
+      <w:pPr>
+        <w:ind w:left="6120" w:hanging="360"/>
+      </w:pPr>
+      <w:rPr>
+        <w:rFonts w:ascii="Symbol" w:hAnsi="Symbol" w:hint="default"/>
+      </w:rPr>
+    </w:lvl>
+    <w:lvl w:ilvl="7" w:tplc="04220003" w:tentative="1">
+      <w:start w:val="1"/>
+      <w:numFmt w:val="bullet"/>
+      <w:lvlText w:val="o"/>
+      <w:lvlJc w:val="left"/>
+      <w:pPr>
+        <w:ind w:left="6840" w:hanging="360"/>
+      </w:pPr>
+      <w:rPr>
+        <w:rFonts w:ascii="Courier New" w:hAnsi="Courier New" w:cs="Courier New" w:hint="default"/>
+      </w:rPr>
+    </w:lvl>
+    <w:lvl w:ilvl="8" w:tplc="04220005" w:tentative="1">
+      <w:start w:val="1"/>
+      <w:numFmt w:val="bullet"/>
+      <w:lvlText w:val=""/>
+      <w:lvlJc w:val="left"/>
+      <w:pPr>
+        <w:ind w:left="7560" w:hanging="360"/>
+      </w:pPr>
+      <w:rPr>
+        <w:rFonts w:ascii="Wingdings" w:hAnsi="Wingdings" w:hint="default"/>
+      </w:rPr>
+    </w:lvl>
+  </w:abstractNum>
+  <w:abstractNum w:abstractNumId="2" w15:restartNumberingAfterBreak="0">
+    <w:nsid w:val="1BB22AA4"/>
+    <w:multiLevelType w:val="multilevel"/>
+    <w:tmpl w:val="E4785EAC"/>
+    <w:lvl w:ilvl="0">
+      <w:start w:val="1"/>
+      <w:numFmt w:val="bullet"/>
+      <w:lvlText w:val="o"/>
+      <w:lvlJc w:val="left"/>
+      <w:pPr>
+        <w:tabs>
+          <w:tab w:val="num" w:pos="1776"/>
+        </w:tabs>
+        <w:ind w:left="1776" w:hanging="360"/>
+      </w:pPr>
+      <w:rPr>
+        <w:rFonts w:ascii="Courier New" w:hAnsi="Courier New" w:cs="Courier New" w:hint="default"/>
+      </w:rPr>
+    </w:lvl>
+    <w:lvl w:ilvl="1">
+      <w:start w:val="1"/>
+      <w:numFmt w:val="bullet"/>
+      <w:lvlText w:val="o"/>
+      <w:lvlJc w:val="left"/>
+      <w:pPr>
+        <w:tabs>
+          <w:tab w:val="num" w:pos="2496"/>
+        </w:tabs>
+        <w:ind w:left="2496" w:hanging="360"/>
+      </w:pPr>
+      <w:rPr>
+        <w:rFonts w:ascii="Courier New" w:hAnsi="Courier New" w:hint="default"/>
+        <w:sz w:val="20"/>
+      </w:rPr>
+    </w:lvl>
+    <w:lvl w:ilvl="2">
+      <w:start w:val="1"/>
+      <w:numFmt w:val="bullet"/>
+      <w:lvlText w:val=""/>
+      <w:lvlJc w:val="left"/>
+      <w:pPr>
+        <w:tabs>
+          <w:tab w:val="num" w:pos="3216"/>
+        </w:tabs>
+        <w:ind w:left="3216" w:hanging="360"/>
+      </w:pPr>
+      <w:rPr>
+        <w:rFonts w:ascii="Wingdings" w:hAnsi="Wingdings" w:hint="default"/>
+        <w:sz w:val="20"/>
+      </w:rPr>
+    </w:lvl>
+    <w:lvl w:ilvl="3" w:tentative="1">
+      <w:start w:val="1"/>
+      <w:numFmt w:val="decimal"/>
+      <w:lvlText w:val="%4."/>
+      <w:lvlJc w:val="left"/>
+      <w:pPr>
+        <w:tabs>
+          <w:tab w:val="num" w:pos="3936"/>
+        </w:tabs>
+        <w:ind w:left="3936" w:hanging="360"/>
+      </w:pPr>
+    </w:lvl>
+    <w:lvl w:ilvl="4" w:tentative="1">
+      <w:start w:val="1"/>
+      <w:numFmt w:val="decimal"/>
+      <w:lvlText w:val="%5."/>
+      <w:lvlJc w:val="left"/>
+      <w:pPr>
+        <w:tabs>
+          <w:tab w:val="num" w:pos="4656"/>
+        </w:tabs>
+        <w:ind w:left="4656" w:hanging="360"/>
+      </w:pPr>
+    </w:lvl>
+    <w:lvl w:ilvl="5" w:tentative="1">
+      <w:start w:val="1"/>
+      <w:numFmt w:val="decimal"/>
+      <w:lvlText w:val="%6."/>
+      <w:lvlJc w:val="left"/>
+      <w:pPr>
+        <w:tabs>
+          <w:tab w:val="num" w:pos="5376"/>
+        </w:tabs>
+        <w:ind w:left="5376" w:hanging="360"/>
+      </w:pPr>
+    </w:lvl>
+    <w:lvl w:ilvl="6" w:tentative="1">
+      <w:start w:val="1"/>
+      <w:numFmt w:val="decimal"/>
+      <w:lvlText w:val="%7."/>
+      <w:lvlJc w:val="left"/>
+      <w:pPr>
+        <w:tabs>
+          <w:tab w:val="num" w:pos="6096"/>
+        </w:tabs>
+        <w:ind w:left="6096" w:hanging="360"/>
+      </w:pPr>
+    </w:lvl>
+    <w:lvl w:ilvl="7" w:tentative="1">
+      <w:start w:val="1"/>
+      <w:numFmt w:val="decimal"/>
+      <w:lvlText w:val="%8."/>
+      <w:lvlJc w:val="left"/>
+      <w:pPr>
+        <w:tabs>
+          <w:tab w:val="num" w:pos="6816"/>
+        </w:tabs>
+        <w:ind w:left="6816" w:hanging="360"/>
+      </w:pPr>
+    </w:lvl>
+    <w:lvl w:ilvl="8" w:tentative="1">
+      <w:start w:val="1"/>
+      <w:numFmt w:val="decimal"/>
+      <w:lvlText w:val="%9."/>
+      <w:lvlJc w:val="left"/>
+      <w:pPr>
+        <w:tabs>
+          <w:tab w:val="num" w:pos="7536"/>
+        </w:tabs>
+        <w:ind w:left="7536" w:hanging="360"/>
+      </w:pPr>
+    </w:lvl>
+  </w:abstractNum>
+  <w:abstractNum w:abstractNumId="3" w15:restartNumberingAfterBreak="0">
+    <w:nsid w:val="36004994"/>
+    <w:multiLevelType w:val="multilevel"/>
+    <w:tmpl w:val="E4D07D2A"/>
+    <w:lvl w:ilvl="0">
+      <w:start w:val="1"/>
+      <w:numFmt w:val="bullet"/>
+      <w:lvlText w:val="o"/>
+      <w:lvlJc w:val="left"/>
+      <w:pPr>
+        <w:tabs>
+          <w:tab w:val="num" w:pos="1776"/>
+        </w:tabs>
+        <w:ind w:left="1776" w:hanging="360"/>
+      </w:pPr>
+      <w:rPr>
+        <w:rFonts w:ascii="Courier New" w:hAnsi="Courier New" w:cs="Courier New" w:hint="default"/>
+      </w:rPr>
+    </w:lvl>
+    <w:lvl w:ilvl="1">
+      <w:start w:val="1"/>
+      <w:numFmt w:val="bullet"/>
+      <w:lvlText w:val="o"/>
+      <w:lvlJc w:val="left"/>
+      <w:pPr>
+        <w:tabs>
+          <w:tab w:val="num" w:pos="2496"/>
+        </w:tabs>
+        <w:ind w:left="2496" w:hanging="360"/>
+      </w:pPr>
+      <w:rPr>
+        <w:rFonts w:ascii="Courier New" w:hAnsi="Courier New" w:hint="default"/>
+        <w:sz w:val="20"/>
+      </w:rPr>
+    </w:lvl>
+    <w:lvl w:ilvl="2">
+      <w:start w:val="1"/>
+      <w:numFmt w:val="bullet"/>
+      <w:lvlText w:val=""/>
+      <w:lvlJc w:val="left"/>
+      <w:pPr>
+        <w:tabs>
+          <w:tab w:val="num" w:pos="3216"/>
+        </w:tabs>
+        <w:ind w:left="3216" w:hanging="360"/>
+      </w:pPr>
+      <w:rPr>
+        <w:rFonts w:ascii="Wingdings" w:hAnsi="Wingdings" w:hint="default"/>
+        <w:sz w:val="20"/>
+      </w:rPr>
+    </w:lvl>
+    <w:lvl w:ilvl="3" w:tentative="1">
+      <w:start w:val="1"/>
+      <w:numFmt w:val="decimal"/>
+      <w:lvlText w:val="%4."/>
+      <w:lvlJc w:val="left"/>
+      <w:pPr>
+        <w:tabs>
+          <w:tab w:val="num" w:pos="3936"/>
+        </w:tabs>
+        <w:ind w:left="3936" w:hanging="360"/>
+      </w:pPr>
+    </w:lvl>
+    <w:lvl w:ilvl="4" w:tentative="1">
+      <w:start w:val="1"/>
+      <w:numFmt w:val="decimal"/>
+      <w:lvlText w:val="%5."/>
+      <w:lvlJc w:val="left"/>
+      <w:pPr>
+        <w:tabs>
+          <w:tab w:val="num" w:pos="4656"/>
+        </w:tabs>
+        <w:ind w:left="4656" w:hanging="360"/>
+      </w:pPr>
+    </w:lvl>
+    <w:lvl w:ilvl="5" w:tentative="1">
+      <w:start w:val="1"/>
+      <w:numFmt w:val="decimal"/>
+      <w:lvlText w:val="%6."/>
+      <w:lvlJc w:val="left"/>
+      <w:pPr>
+        <w:tabs>
+          <w:tab w:val="num" w:pos="5376"/>
+        </w:tabs>
+        <w:ind w:left="5376" w:hanging="360"/>
+      </w:pPr>
+    </w:lvl>
+    <w:lvl w:ilvl="6" w:tentative="1">
+      <w:start w:val="1"/>
+      <w:numFmt w:val="decimal"/>
+      <w:lvlText w:val="%7."/>
+      <w:lvlJc w:val="left"/>
+      <w:pPr>
+        <w:tabs>
+          <w:tab w:val="num" w:pos="6096"/>
+        </w:tabs>
+        <w:ind w:left="6096" w:hanging="360"/>
+      </w:pPr>
+    </w:lvl>
+    <w:lvl w:ilvl="7" w:tentative="1">
+      <w:start w:val="1"/>
+      <w:numFmt w:val="decimal"/>
+      <w:lvlText w:val="%8."/>
+      <w:lvlJc w:val="left"/>
+      <w:pPr>
+        <w:tabs>
+          <w:tab w:val="num" w:pos="6816"/>
+        </w:tabs>
+        <w:ind w:left="6816" w:hanging="360"/>
+      </w:pPr>
+    </w:lvl>
+    <w:lvl w:ilvl="8" w:tentative="1">
+      <w:start w:val="1"/>
+      <w:numFmt w:val="decimal"/>
+      <w:lvlText w:val="%9."/>
+      <w:lvlJc w:val="left"/>
+      <w:pPr>
+        <w:tabs>
+          <w:tab w:val="num" w:pos="7536"/>
+        </w:tabs>
+        <w:ind w:left="7536" w:hanging="360"/>
+      </w:pPr>
+    </w:lvl>
+  </w:abstractNum>
+  <w:abstractNum w:abstractNumId="4" w15:restartNumberingAfterBreak="0">
     <w:nsid w:val="3C9571B1"/>
     <w:multiLevelType w:val="multilevel"/>
     <w:tmpl w:val="BA0014C6"/>
@@ -3566,11 +4072,465 @@
       </w:pPr>
     </w:lvl>
   </w:abstractNum>
+  <w:abstractNum w:abstractNumId="5" w15:restartNumberingAfterBreak="0">
+    <w:nsid w:val="402A5842"/>
+    <w:multiLevelType w:val="hybridMultilevel"/>
+    <w:tmpl w:val="5818E772"/>
+    <w:lvl w:ilvl="0" w:tplc="0422000F">
+      <w:start w:val="1"/>
+      <w:numFmt w:val="decimal"/>
+      <w:lvlText w:val="%1."/>
+      <w:lvlJc w:val="left"/>
+      <w:pPr>
+        <w:ind w:left="1710" w:hanging="360"/>
+      </w:pPr>
+    </w:lvl>
+    <w:lvl w:ilvl="1" w:tplc="04220019" w:tentative="1">
+      <w:start w:val="1"/>
+      <w:numFmt w:val="lowerLetter"/>
+      <w:lvlText w:val="%2."/>
+      <w:lvlJc w:val="left"/>
+      <w:pPr>
+        <w:ind w:left="2430" w:hanging="360"/>
+      </w:pPr>
+    </w:lvl>
+    <w:lvl w:ilvl="2" w:tplc="0422001B" w:tentative="1">
+      <w:start w:val="1"/>
+      <w:numFmt w:val="lowerRoman"/>
+      <w:lvlText w:val="%3."/>
+      <w:lvlJc w:val="right"/>
+      <w:pPr>
+        <w:ind w:left="3150" w:hanging="180"/>
+      </w:pPr>
+    </w:lvl>
+    <w:lvl w:ilvl="3" w:tplc="0422000F" w:tentative="1">
+      <w:start w:val="1"/>
+      <w:numFmt w:val="decimal"/>
+      <w:lvlText w:val="%4."/>
+      <w:lvlJc w:val="left"/>
+      <w:pPr>
+        <w:ind w:left="3870" w:hanging="360"/>
+      </w:pPr>
+    </w:lvl>
+    <w:lvl w:ilvl="4" w:tplc="04220019" w:tentative="1">
+      <w:start w:val="1"/>
+      <w:numFmt w:val="lowerLetter"/>
+      <w:lvlText w:val="%5."/>
+      <w:lvlJc w:val="left"/>
+      <w:pPr>
+        <w:ind w:left="4590" w:hanging="360"/>
+      </w:pPr>
+    </w:lvl>
+    <w:lvl w:ilvl="5" w:tplc="0422001B" w:tentative="1">
+      <w:start w:val="1"/>
+      <w:numFmt w:val="lowerRoman"/>
+      <w:lvlText w:val="%6."/>
+      <w:lvlJc w:val="right"/>
+      <w:pPr>
+        <w:ind w:left="5310" w:hanging="180"/>
+      </w:pPr>
+    </w:lvl>
+    <w:lvl w:ilvl="6" w:tplc="0422000F" w:tentative="1">
+      <w:start w:val="1"/>
+      <w:numFmt w:val="decimal"/>
+      <w:lvlText w:val="%7."/>
+      <w:lvlJc w:val="left"/>
+      <w:pPr>
+        <w:ind w:left="6030" w:hanging="360"/>
+      </w:pPr>
+    </w:lvl>
+    <w:lvl w:ilvl="7" w:tplc="04220019" w:tentative="1">
+      <w:start w:val="1"/>
+      <w:numFmt w:val="lowerLetter"/>
+      <w:lvlText w:val="%8."/>
+      <w:lvlJc w:val="left"/>
+      <w:pPr>
+        <w:ind w:left="6750" w:hanging="360"/>
+      </w:pPr>
+    </w:lvl>
+    <w:lvl w:ilvl="8" w:tplc="0422001B" w:tentative="1">
+      <w:start w:val="1"/>
+      <w:numFmt w:val="lowerRoman"/>
+      <w:lvlText w:val="%9."/>
+      <w:lvlJc w:val="right"/>
+      <w:pPr>
+        <w:ind w:left="7470" w:hanging="180"/>
+      </w:pPr>
+    </w:lvl>
+  </w:abstractNum>
+  <w:abstractNum w:abstractNumId="6" w15:restartNumberingAfterBreak="0">
+    <w:nsid w:val="481649F7"/>
+    <w:multiLevelType w:val="multilevel"/>
+    <w:tmpl w:val="1E48F2A8"/>
+    <w:lvl w:ilvl="0">
+      <w:start w:val="1"/>
+      <w:numFmt w:val="decimal"/>
+      <w:lvlText w:val="%1."/>
+      <w:lvlJc w:val="left"/>
+      <w:pPr>
+        <w:tabs>
+          <w:tab w:val="num" w:pos="720"/>
+        </w:tabs>
+        <w:ind w:left="720" w:hanging="360"/>
+      </w:pPr>
+    </w:lvl>
+    <w:lvl w:ilvl="1">
+      <w:start w:val="1"/>
+      <w:numFmt w:val="bullet"/>
+      <w:lvlText w:val="o"/>
+      <w:lvlJc w:val="left"/>
+      <w:pPr>
+        <w:ind w:left="1440" w:hanging="360"/>
+      </w:pPr>
+      <w:rPr>
+        <w:rFonts w:ascii="Courier New" w:hAnsi="Courier New" w:cs="Courier New" w:hint="default"/>
+      </w:rPr>
+    </w:lvl>
+    <w:lvl w:ilvl="2">
+      <w:start w:val="1"/>
+      <w:numFmt w:val="bullet"/>
+      <w:lvlText w:val=""/>
+      <w:lvlJc w:val="left"/>
+      <w:pPr>
+        <w:tabs>
+          <w:tab w:val="num" w:pos="2160"/>
+        </w:tabs>
+        <w:ind w:left="2160" w:hanging="360"/>
+      </w:pPr>
+      <w:rPr>
+        <w:rFonts w:ascii="Wingdings" w:hAnsi="Wingdings" w:hint="default"/>
+        <w:sz w:val="20"/>
+      </w:rPr>
+    </w:lvl>
+    <w:lvl w:ilvl="3" w:tentative="1">
+      <w:start w:val="1"/>
+      <w:numFmt w:val="decimal"/>
+      <w:lvlText w:val="%4."/>
+      <w:lvlJc w:val="left"/>
+      <w:pPr>
+        <w:tabs>
+          <w:tab w:val="num" w:pos="2880"/>
+        </w:tabs>
+        <w:ind w:left="2880" w:hanging="360"/>
+      </w:pPr>
+    </w:lvl>
+    <w:lvl w:ilvl="4" w:tentative="1">
+      <w:start w:val="1"/>
+      <w:numFmt w:val="decimal"/>
+      <w:lvlText w:val="%5."/>
+      <w:lvlJc w:val="left"/>
+      <w:pPr>
+        <w:tabs>
+          <w:tab w:val="num" w:pos="3600"/>
+        </w:tabs>
+        <w:ind w:left="3600" w:hanging="360"/>
+      </w:pPr>
+    </w:lvl>
+    <w:lvl w:ilvl="5" w:tentative="1">
+      <w:start w:val="1"/>
+      <w:numFmt w:val="decimal"/>
+      <w:lvlText w:val="%6."/>
+      <w:lvlJc w:val="left"/>
+      <w:pPr>
+        <w:tabs>
+          <w:tab w:val="num" w:pos="4320"/>
+        </w:tabs>
+        <w:ind w:left="4320" w:hanging="360"/>
+      </w:pPr>
+    </w:lvl>
+    <w:lvl w:ilvl="6" w:tentative="1">
+      <w:start w:val="1"/>
+      <w:numFmt w:val="decimal"/>
+      <w:lvlText w:val="%7."/>
+      <w:lvlJc w:val="left"/>
+      <w:pPr>
+        <w:tabs>
+          <w:tab w:val="num" w:pos="5040"/>
+        </w:tabs>
+        <w:ind w:left="5040" w:hanging="360"/>
+      </w:pPr>
+    </w:lvl>
+    <w:lvl w:ilvl="7" w:tentative="1">
+      <w:start w:val="1"/>
+      <w:numFmt w:val="decimal"/>
+      <w:lvlText w:val="%8."/>
+      <w:lvlJc w:val="left"/>
+      <w:pPr>
+        <w:tabs>
+          <w:tab w:val="num" w:pos="5760"/>
+        </w:tabs>
+        <w:ind w:left="5760" w:hanging="360"/>
+      </w:pPr>
+    </w:lvl>
+    <w:lvl w:ilvl="8" w:tentative="1">
+      <w:start w:val="1"/>
+      <w:numFmt w:val="decimal"/>
+      <w:lvlText w:val="%9."/>
+      <w:lvlJc w:val="left"/>
+      <w:pPr>
+        <w:tabs>
+          <w:tab w:val="num" w:pos="6480"/>
+        </w:tabs>
+        <w:ind w:left="6480" w:hanging="360"/>
+      </w:pPr>
+    </w:lvl>
+  </w:abstractNum>
+  <w:abstractNum w:abstractNumId="7" w15:restartNumberingAfterBreak="0">
+    <w:nsid w:val="5C852372"/>
+    <w:multiLevelType w:val="multilevel"/>
+    <w:tmpl w:val="F8E63A6C"/>
+    <w:lvl w:ilvl="0">
+      <w:start w:val="1"/>
+      <w:numFmt w:val="decimal"/>
+      <w:lvlText w:val="%1."/>
+      <w:lvlJc w:val="left"/>
+      <w:pPr>
+        <w:tabs>
+          <w:tab w:val="num" w:pos="720"/>
+        </w:tabs>
+        <w:ind w:left="720" w:hanging="360"/>
+      </w:pPr>
+    </w:lvl>
+    <w:lvl w:ilvl="1">
+      <w:start w:val="1"/>
+      <w:numFmt w:val="bullet"/>
+      <w:lvlText w:val="o"/>
+      <w:lvlJc w:val="left"/>
+      <w:pPr>
+        <w:ind w:left="1440" w:hanging="360"/>
+      </w:pPr>
+      <w:rPr>
+        <w:rFonts w:ascii="Courier New" w:hAnsi="Courier New" w:cs="Courier New" w:hint="default"/>
+      </w:rPr>
+    </w:lvl>
+    <w:lvl w:ilvl="2">
+      <w:start w:val="1"/>
+      <w:numFmt w:val="bullet"/>
+      <w:lvlText w:val=""/>
+      <w:lvlJc w:val="left"/>
+      <w:pPr>
+        <w:tabs>
+          <w:tab w:val="num" w:pos="2160"/>
+        </w:tabs>
+        <w:ind w:left="2160" w:hanging="360"/>
+      </w:pPr>
+      <w:rPr>
+        <w:rFonts w:ascii="Wingdings" w:hAnsi="Wingdings" w:hint="default"/>
+        <w:sz w:val="20"/>
+      </w:rPr>
+    </w:lvl>
+    <w:lvl w:ilvl="3" w:tentative="1">
+      <w:start w:val="1"/>
+      <w:numFmt w:val="decimal"/>
+      <w:lvlText w:val="%4."/>
+      <w:lvlJc w:val="left"/>
+      <w:pPr>
+        <w:tabs>
+          <w:tab w:val="num" w:pos="2880"/>
+        </w:tabs>
+        <w:ind w:left="2880" w:hanging="360"/>
+      </w:pPr>
+    </w:lvl>
+    <w:lvl w:ilvl="4" w:tentative="1">
+      <w:start w:val="1"/>
+      <w:numFmt w:val="decimal"/>
+      <w:lvlText w:val="%5."/>
+      <w:lvlJc w:val="left"/>
+      <w:pPr>
+        <w:tabs>
+          <w:tab w:val="num" w:pos="3600"/>
+        </w:tabs>
+        <w:ind w:left="3600" w:hanging="360"/>
+      </w:pPr>
+    </w:lvl>
+    <w:lvl w:ilvl="5" w:tentative="1">
+      <w:start w:val="1"/>
+      <w:numFmt w:val="decimal"/>
+      <w:lvlText w:val="%6."/>
+      <w:lvlJc w:val="left"/>
+      <w:pPr>
+        <w:tabs>
+          <w:tab w:val="num" w:pos="4320"/>
+        </w:tabs>
+        <w:ind w:left="4320" w:hanging="360"/>
+      </w:pPr>
+    </w:lvl>
+    <w:lvl w:ilvl="6" w:tentative="1">
+      <w:start w:val="1"/>
+      <w:numFmt w:val="decimal"/>
+      <w:lvlText w:val="%7."/>
+      <w:lvlJc w:val="left"/>
+      <w:pPr>
+        <w:tabs>
+          <w:tab w:val="num" w:pos="5040"/>
+        </w:tabs>
+        <w:ind w:left="5040" w:hanging="360"/>
+      </w:pPr>
+    </w:lvl>
+    <w:lvl w:ilvl="7" w:tentative="1">
+      <w:start w:val="1"/>
+      <w:numFmt w:val="decimal"/>
+      <w:lvlText w:val="%8."/>
+      <w:lvlJc w:val="left"/>
+      <w:pPr>
+        <w:tabs>
+          <w:tab w:val="num" w:pos="5760"/>
+        </w:tabs>
+        <w:ind w:left="5760" w:hanging="360"/>
+      </w:pPr>
+    </w:lvl>
+    <w:lvl w:ilvl="8" w:tentative="1">
+      <w:start w:val="1"/>
+      <w:numFmt w:val="decimal"/>
+      <w:lvlText w:val="%9."/>
+      <w:lvlJc w:val="left"/>
+      <w:pPr>
+        <w:tabs>
+          <w:tab w:val="num" w:pos="6480"/>
+        </w:tabs>
+        <w:ind w:left="6480" w:hanging="360"/>
+      </w:pPr>
+    </w:lvl>
+  </w:abstractNum>
+  <w:abstractNum w:abstractNumId="8" w15:restartNumberingAfterBreak="0">
+    <w:nsid w:val="769F0D23"/>
+    <w:multiLevelType w:val="hybridMultilevel"/>
+    <w:tmpl w:val="9FB43B38"/>
+    <w:lvl w:ilvl="0" w:tplc="04220003">
+      <w:start w:val="1"/>
+      <w:numFmt w:val="bullet"/>
+      <w:lvlText w:val="o"/>
+      <w:lvlJc w:val="left"/>
+      <w:pPr>
+        <w:ind w:left="1800" w:hanging="360"/>
+      </w:pPr>
+      <w:rPr>
+        <w:rFonts w:ascii="Courier New" w:hAnsi="Courier New" w:cs="Courier New" w:hint="default"/>
+      </w:rPr>
+    </w:lvl>
+    <w:lvl w:ilvl="1" w:tplc="FFFFFFFF" w:tentative="1">
+      <w:start w:val="1"/>
+      <w:numFmt w:val="bullet"/>
+      <w:lvlText w:val="o"/>
+      <w:lvlJc w:val="left"/>
+      <w:pPr>
+        <w:ind w:left="2520" w:hanging="360"/>
+      </w:pPr>
+      <w:rPr>
+        <w:rFonts w:ascii="Courier New" w:hAnsi="Courier New" w:cs="Courier New" w:hint="default"/>
+      </w:rPr>
+    </w:lvl>
+    <w:lvl w:ilvl="2" w:tplc="FFFFFFFF" w:tentative="1">
+      <w:start w:val="1"/>
+      <w:numFmt w:val="bullet"/>
+      <w:lvlText w:val=""/>
+      <w:lvlJc w:val="left"/>
+      <w:pPr>
+        <w:ind w:left="3240" w:hanging="360"/>
+      </w:pPr>
+      <w:rPr>
+        <w:rFonts w:ascii="Wingdings" w:hAnsi="Wingdings" w:hint="default"/>
+      </w:rPr>
+    </w:lvl>
+    <w:lvl w:ilvl="3" w:tplc="FFFFFFFF" w:tentative="1">
+      <w:start w:val="1"/>
+      <w:numFmt w:val="bullet"/>
+      <w:lvlText w:val=""/>
+      <w:lvlJc w:val="left"/>
+      <w:pPr>
+        <w:ind w:left="3960" w:hanging="360"/>
+      </w:pPr>
+      <w:rPr>
+        <w:rFonts w:ascii="Symbol" w:hAnsi="Symbol" w:hint="default"/>
+      </w:rPr>
+    </w:lvl>
+    <w:lvl w:ilvl="4" w:tplc="FFFFFFFF" w:tentative="1">
+      <w:start w:val="1"/>
+      <w:numFmt w:val="bullet"/>
+      <w:lvlText w:val="o"/>
+      <w:lvlJc w:val="left"/>
+      <w:pPr>
+        <w:ind w:left="4680" w:hanging="360"/>
+      </w:pPr>
+      <w:rPr>
+        <w:rFonts w:ascii="Courier New" w:hAnsi="Courier New" w:cs="Courier New" w:hint="default"/>
+      </w:rPr>
+    </w:lvl>
+    <w:lvl w:ilvl="5" w:tplc="FFFFFFFF" w:tentative="1">
+      <w:start w:val="1"/>
+      <w:numFmt w:val="bullet"/>
+      <w:lvlText w:val=""/>
+      <w:lvlJc w:val="left"/>
+      <w:pPr>
+        <w:ind w:left="5400" w:hanging="360"/>
+      </w:pPr>
+      <w:rPr>
+        <w:rFonts w:ascii="Wingdings" w:hAnsi="Wingdings" w:hint="default"/>
+      </w:rPr>
+    </w:lvl>
+    <w:lvl w:ilvl="6" w:tplc="FFFFFFFF" w:tentative="1">
+      <w:start w:val="1"/>
+      <w:numFmt w:val="bullet"/>
+      <w:lvlText w:val=""/>
+      <w:lvlJc w:val="left"/>
+      <w:pPr>
+        <w:ind w:left="6120" w:hanging="360"/>
+      </w:pPr>
+      <w:rPr>
+        <w:rFonts w:ascii="Symbol" w:hAnsi="Symbol" w:hint="default"/>
+      </w:rPr>
+    </w:lvl>
+    <w:lvl w:ilvl="7" w:tplc="FFFFFFFF" w:tentative="1">
+      <w:start w:val="1"/>
+      <w:numFmt w:val="bullet"/>
+      <w:lvlText w:val="o"/>
+      <w:lvlJc w:val="left"/>
+      <w:pPr>
+        <w:ind w:left="6840" w:hanging="360"/>
+      </w:pPr>
+      <w:rPr>
+        <w:rFonts w:ascii="Courier New" w:hAnsi="Courier New" w:cs="Courier New" w:hint="default"/>
+      </w:rPr>
+    </w:lvl>
+    <w:lvl w:ilvl="8" w:tplc="FFFFFFFF" w:tentative="1">
+      <w:start w:val="1"/>
+      <w:numFmt w:val="bullet"/>
+      <w:lvlText w:val=""/>
+      <w:lvlJc w:val="left"/>
+      <w:pPr>
+        <w:ind w:left="7560" w:hanging="360"/>
+      </w:pPr>
+      <w:rPr>
+        <w:rFonts w:ascii="Wingdings" w:hAnsi="Wingdings" w:hint="default"/>
+      </w:rPr>
+    </w:lvl>
+  </w:abstractNum>
   <w:num w:numId="1" w16cid:durableId="593823310">
-    <w:abstractNumId w:val="1"/>
+    <w:abstractNumId w:val="4"/>
   </w:num>
   <w:num w:numId="2" w16cid:durableId="2021928600">
     <w:abstractNumId w:val="0"/>
+  </w:num>
+  <w:num w:numId="3" w16cid:durableId="1302154385">
+    <w:abstractNumId w:val="1"/>
+  </w:num>
+  <w:num w:numId="4" w16cid:durableId="414402529">
+    <w:abstractNumId w:val="8"/>
+  </w:num>
+  <w:num w:numId="5" w16cid:durableId="2119565434">
+    <w:abstractNumId w:val="2"/>
+  </w:num>
+  <w:num w:numId="6" w16cid:durableId="1874880895">
+    <w:abstractNumId w:val="3"/>
+  </w:num>
+  <w:num w:numId="7" w16cid:durableId="570313684">
+    <w:abstractNumId w:val="5"/>
+  </w:num>
+  <w:num w:numId="8" w16cid:durableId="310408092">
+    <w:abstractNumId w:val="7"/>
+  </w:num>
+  <w:num w:numId="9" w16cid:durableId="1093822003">
+    <w:abstractNumId w:val="6"/>
   </w:num>
 </w:numbering>
 </file>
@@ -4179,7 +5139,6 @@
   <w:style w:type="character" w:default="1" w:styleId="a0">
     <w:name w:val="Default Paragraph Font"/>
     <w:uiPriority w:val="1"/>
-    <w:semiHidden/>
     <w:unhideWhenUsed/>
   </w:style>
   <w:style w:type="table" w:default="1" w:styleId="a1">
@@ -4559,6 +5518,36 @@
       <w:szCs w:val="20"/>
     </w:rPr>
   </w:style>
+  <w:style w:type="paragraph" w:styleId="HTML0">
+    <w:name w:val="HTML Preformatted"/>
+    <w:basedOn w:val="a"/>
+    <w:link w:val="HTML1"/>
+    <w:uiPriority w:val="99"/>
+    <w:semiHidden/>
+    <w:unhideWhenUsed/>
+    <w:rsid w:val="008F24A4"/>
+    <w:pPr>
+      <w:spacing w:after="0" w:line="240" w:lineRule="auto"/>
+    </w:pPr>
+    <w:rPr>
+      <w:rFonts w:ascii="Consolas" w:hAnsi="Consolas"/>
+      <w:sz w:val="20"/>
+      <w:szCs w:val="20"/>
+    </w:rPr>
+  </w:style>
+  <w:style w:type="character" w:customStyle="1" w:styleId="HTML1">
+    <w:name w:val="Стандартний HTML Знак"/>
+    <w:basedOn w:val="a0"/>
+    <w:link w:val="HTML0"/>
+    <w:uiPriority w:val="99"/>
+    <w:semiHidden/>
+    <w:rsid w:val="008F24A4"/>
+    <w:rPr>
+      <w:rFonts w:ascii="Consolas" w:hAnsi="Consolas"/>
+      <w:sz w:val="20"/>
+      <w:szCs w:val="20"/>
+    </w:rPr>
+  </w:style>
 </w:styles>
 </file>
 
